--- a/Lab4_TestScript.docx
+++ b/Lab4_TestScript.docx
@@ -1201,6 +1201,7 @@
           <w:rFonts w:ascii="TH SarabunPSK" w:hAnsi="TH SarabunPSK" w:cs="TH SarabunPSK"/>
           <w:sz w:val="32"/>
           <w:szCs w:val="32"/>
+          <w:lang w:bidi="th-TH"/>
         </w:rPr>
       </w:pPr>
       <w:r>
@@ -1270,20 +1271,12 @@
       </w:pPr>
       <w:r>
         <w:rPr>
-          <w:rFonts w:ascii="TH SarabunPSK" w:hAnsi="TH SarabunPSK" w:cs="TH SarabunPSK" w:hint="cs"/>
-          <w:sz w:val="32"/>
-          <w:szCs w:val="32"/>
-        </w:rPr>
-        <w:t>______________________________________________________________________________________________________________________________________________________________</w:t>
-      </w:r>
-      <w:r>
-        <w:rPr>
-          <w:rFonts w:ascii="TH SarabunPSK" w:hAnsi="TH SarabunPSK" w:cs="TH SarabunPSK" w:hint="cs"/>
-          <w:sz w:val="32"/>
-          <w:szCs w:val="32"/>
-        </w:rPr>
-        <w:lastRenderedPageBreak/>
-        <w:t>______________________________________________________________________________________________________________________________________________________________</w:t>
+          <w:rFonts w:ascii="TH SarabunPSK" w:hAnsi="TH SarabunPSK" w:cs="TH SarabunPSK"/>
+          <w:sz w:val="32"/>
+          <w:szCs w:val="32"/>
+          <w:lang w:bidi="th-TH"/>
+        </w:rPr>
+        <w:t>Legion 5 15IRX9</w:t>
       </w:r>
     </w:p>
     <w:p>
@@ -1295,6 +1288,138 @@
           <w:rFonts w:ascii="TH SarabunPSK" w:hAnsi="TH SarabunPSK" w:cs="TH SarabunPSK"/>
           <w:sz w:val="32"/>
           <w:szCs w:val="32"/>
+          <w:lang w:bidi="th-TH"/>
+        </w:rPr>
+      </w:pPr>
+      <w:r>
+        <w:rPr>
+          <w:rFonts w:ascii="TH SarabunPSK" w:hAnsi="TH SarabunPSK" w:cs="TH SarabunPSK"/>
+          <w:sz w:val="32"/>
+          <w:szCs w:val="32"/>
+          <w:lang w:bidi="th-TH"/>
+        </w:rPr>
+        <w:t>Processor 13</w:t>
+      </w:r>
+      <w:r>
+        <w:rPr>
+          <w:rFonts w:ascii="TH SarabunPSK" w:hAnsi="TH SarabunPSK" w:cs="TH SarabunPSK"/>
+          <w:sz w:val="32"/>
+          <w:szCs w:val="32"/>
+          <w:vertAlign w:val="superscript"/>
+          <w:lang w:bidi="th-TH"/>
+        </w:rPr>
+        <w:t>th</w:t>
+      </w:r>
+      <w:r>
+        <w:rPr>
+          <w:rFonts w:ascii="TH SarabunPSK" w:hAnsi="TH SarabunPSK" w:cs="TH SarabunPSK"/>
+          <w:sz w:val="32"/>
+          <w:szCs w:val="32"/>
+          <w:lang w:bidi="th-TH"/>
+        </w:rPr>
+        <w:t xml:space="preserve"> Gen Intel® Core™ i7-13650HX (2.60 GHz)</w:t>
+      </w:r>
+    </w:p>
+    <w:p>
+      <w:pPr>
+        <w:pStyle w:val="ListParagraph"/>
+        <w:spacing w:before="240" w:line="240" w:lineRule="auto"/>
+        <w:ind w:left="357"/>
+        <w:rPr>
+          <w:rFonts w:ascii="TH SarabunPSK" w:hAnsi="TH SarabunPSK" w:cs="TH SarabunPSK"/>
+          <w:sz w:val="32"/>
+          <w:szCs w:val="32"/>
+          <w:lang w:bidi="th-TH"/>
+        </w:rPr>
+      </w:pPr>
+      <w:r>
+        <w:rPr>
+          <w:rFonts w:ascii="TH SarabunPSK" w:hAnsi="TH SarabunPSK" w:cs="TH SarabunPSK"/>
+          <w:sz w:val="32"/>
+          <w:szCs w:val="32"/>
+          <w:lang w:bidi="th-TH"/>
+        </w:rPr>
+        <w:t>Installed RAM 24.0 GB (23.7 GB usable)</w:t>
+      </w:r>
+    </w:p>
+    <w:p>
+      <w:pPr>
+        <w:pStyle w:val="ListParagraph"/>
+        <w:spacing w:before="240" w:line="240" w:lineRule="auto"/>
+        <w:ind w:left="357"/>
+        <w:rPr>
+          <w:rFonts w:ascii="TH SarabunPSK" w:hAnsi="TH SarabunPSK" w:cs="TH SarabunPSK"/>
+          <w:sz w:val="32"/>
+          <w:szCs w:val="32"/>
+          <w:lang w:bidi="th-TH"/>
+        </w:rPr>
+      </w:pPr>
+      <w:r>
+        <w:rPr>
+          <w:rFonts w:ascii="TH SarabunPSK" w:hAnsi="TH SarabunPSK" w:cs="TH SarabunPSK"/>
+          <w:sz w:val="32"/>
+          <w:szCs w:val="32"/>
+          <w:lang w:bidi="th-TH"/>
+        </w:rPr>
+        <w:t>System type 64-bit operating system, x64-based processor</w:t>
+      </w:r>
+    </w:p>
+    <w:p>
+      <w:pPr>
+        <w:pStyle w:val="ListParagraph"/>
+        <w:spacing w:before="240" w:line="240" w:lineRule="auto"/>
+        <w:ind w:left="357"/>
+        <w:rPr>
+          <w:rFonts w:ascii="TH SarabunPSK" w:hAnsi="TH SarabunPSK" w:cs="TH SarabunPSK"/>
+          <w:sz w:val="32"/>
+          <w:szCs w:val="32"/>
+          <w:lang w:bidi="th-TH"/>
+        </w:rPr>
+      </w:pPr>
+      <w:r>
+        <w:rPr>
+          <w:rFonts w:ascii="TH SarabunPSK" w:hAnsi="TH SarabunPSK" w:cs="TH SarabunPSK"/>
+          <w:sz w:val="32"/>
+          <w:szCs w:val="32"/>
+          <w:lang w:bidi="th-TH"/>
+        </w:rPr>
+        <w:lastRenderedPageBreak/>
+        <w:t>Windows 11 Home Single Language</w:t>
+      </w:r>
+    </w:p>
+    <w:p>
+      <w:pPr>
+        <w:pStyle w:val="ListParagraph"/>
+        <w:spacing w:before="240" w:line="240" w:lineRule="auto"/>
+        <w:ind w:left="357"/>
+        <w:rPr>
+          <w:rFonts w:ascii="TH SarabunPSK" w:hAnsi="TH SarabunPSK" w:cs="TH SarabunPSK"/>
+          <w:sz w:val="32"/>
+          <w:szCs w:val="32"/>
+          <w:lang w:bidi="th-TH"/>
+        </w:rPr>
+      </w:pPr>
+      <w:r>
+        <w:rPr>
+          <w:rFonts w:ascii="TH SarabunPSK" w:hAnsi="TH SarabunPSK" w:cs="TH SarabunPSK"/>
+          <w:sz w:val="32"/>
+          <w:szCs w:val="32"/>
+          <w:lang w:bidi="th-TH"/>
+        </w:rPr>
+        <w:t>Version 24H2</w:t>
+      </w:r>
+    </w:p>
+    <w:p>
+      <w:pPr>
+        <w:pStyle w:val="ListParagraph"/>
+        <w:spacing w:before="240" w:line="240" w:lineRule="auto"/>
+        <w:ind w:left="357"/>
+        <w:rPr>
+          <w:rFonts w:ascii="TH SarabunPSK" w:hAnsi="TH SarabunPSK" w:cs="TH SarabunPSK" w:hint="cs"/>
+          <w:sz w:val="32"/>
+          <w:szCs w:val="32"/>
+          <w:cs/>
+          <w:lang w:bidi="th-TH"/>
         </w:rPr>
       </w:pPr>
     </w:p>
@@ -1378,13 +1503,94 @@
       </w:pPr>
       <w:r>
         <w:rPr>
+          <w:rFonts w:ascii="TH SarabunPSK" w:hAnsi="TH SarabunPSK" w:cs="TH SarabunPSK"/>
+          <w:sz w:val="32"/>
+          <w:szCs w:val="32"/>
+          <w:lang w:bidi="th-TH"/>
+        </w:rPr>
+        <w:t>Python 3.11.9</w:t>
+      </w:r>
+    </w:p>
+    <w:p>
+      <w:pPr>
+        <w:pStyle w:val="ListParagraph"/>
+        <w:ind w:left="360"/>
+        <w:rPr>
+          <w:rFonts w:ascii="TH SarabunPSK" w:hAnsi="TH SarabunPSK" w:cs="TH SarabunPSK"/>
+          <w:sz w:val="32"/>
+          <w:szCs w:val="32"/>
+          <w:lang w:bidi="th-TH"/>
+        </w:rPr>
+      </w:pPr>
+      <w:r>
+        <w:rPr>
+          <w:rFonts w:ascii="TH SarabunPSK" w:hAnsi="TH SarabunPSK" w:cs="TH SarabunPSK"/>
+          <w:sz w:val="32"/>
+          <w:szCs w:val="32"/>
+          <w:lang w:bidi="th-TH"/>
+        </w:rPr>
+        <w:t>Robot Framework 7.4.1 (Python 3.11.9 on win32)</w:t>
+      </w:r>
+    </w:p>
+    <w:p>
+      <w:pPr>
+        <w:pStyle w:val="ListParagraph"/>
+        <w:ind w:left="360"/>
+        <w:rPr>
+          <w:rFonts w:ascii="TH SarabunPSK" w:hAnsi="TH SarabunPSK" w:cs="TH SarabunPSK"/>
+          <w:sz w:val="32"/>
+          <w:szCs w:val="32"/>
+          <w:lang w:bidi="th-TH"/>
+        </w:rPr>
+      </w:pPr>
+      <w:r>
+        <w:rPr>
+          <w:rFonts w:ascii="TH SarabunPSK" w:hAnsi="TH SarabunPSK" w:cs="TH SarabunPSK"/>
+          <w:sz w:val="32"/>
+          <w:szCs w:val="32"/>
+          <w:lang w:bidi="th-TH"/>
+        </w:rPr>
+        <w:t>S</w:t>
+      </w:r>
+      <w:r>
+        <w:rPr>
+          <w:rFonts w:ascii="TH SarabunPSK" w:hAnsi="TH SarabunPSK" w:cs="TH SarabunPSK"/>
+          <w:sz w:val="32"/>
+          <w:szCs w:val="32"/>
+          <w:lang w:bidi="th-TH"/>
+        </w:rPr>
+        <w:t>elenium</w:t>
+      </w:r>
+      <w:r>
+        <w:rPr>
+          <w:rFonts w:ascii="TH SarabunPSK" w:hAnsi="TH SarabunPSK" w:cs="TH SarabunPSK"/>
+          <w:sz w:val="32"/>
+          <w:szCs w:val="32"/>
+          <w:lang w:bidi="th-TH"/>
+        </w:rPr>
+        <w:t xml:space="preserve"> </w:t>
+      </w:r>
+      <w:r>
+        <w:rPr>
+          <w:rFonts w:ascii="TH SarabunPSK" w:hAnsi="TH SarabunPSK" w:cs="TH SarabunPSK"/>
+          <w:sz w:val="32"/>
+          <w:szCs w:val="32"/>
+          <w:lang w:bidi="th-TH"/>
+        </w:rPr>
+        <w:t>4.39.0</w:t>
+      </w:r>
+    </w:p>
+    <w:p>
+      <w:pPr>
+        <w:pStyle w:val="ListParagraph"/>
+        <w:ind w:left="360"/>
+        <w:rPr>
           <w:rFonts w:ascii="TH SarabunPSK" w:hAnsi="TH SarabunPSK" w:cs="TH SarabunPSK" w:hint="cs"/>
           <w:sz w:val="32"/>
           <w:szCs w:val="32"/>
           <w:lang w:bidi="th-TH"/>
         </w:rPr>
-        <w:t>___________________________________________________________________________________________________________________________________________________________________________________________________________________________________________________________________________________________________________________________________________________________________________________________________________</w:t>
-      </w:r>
+      </w:pPr>
     </w:p>
     <w:p>
       <w:pPr>
@@ -1463,6 +1669,7 @@
           <w:rFonts w:ascii="TH SarabunPSK" w:hAnsi="TH SarabunPSK" w:cs="TH SarabunPSK"/>
           <w:sz w:val="32"/>
           <w:szCs w:val="32"/>
+          <w:lang w:bidi="th-TH"/>
         </w:rPr>
       </w:pPr>
       <w:r>
@@ -1470,10 +1677,31 @@
           <w:rFonts w:ascii="TH SarabunPSK" w:hAnsi="TH SarabunPSK" w:cs="TH SarabunPSK" w:hint="cs"/>
           <w:sz w:val="32"/>
           <w:szCs w:val="32"/>
-          <w:lang w:bidi="th-TH"/>
-        </w:rPr>
-        <w:t>_____________________________________________________________________________________________________________________________________________________________________________________________________________________________________________</w:t>
+          <w:cs/>
+          <w:lang w:bidi="th-TH"/>
+        </w:rPr>
+        <w:t xml:space="preserve">นายวีระวงศ์ หงษา </w:t>
       </w:r>
+      <w:r>
+        <w:rPr>
+          <w:rFonts w:ascii="TH SarabunPSK" w:hAnsi="TH SarabunPSK" w:cs="TH SarabunPSK"/>
+          <w:sz w:val="32"/>
+          <w:szCs w:val="32"/>
+          <w:lang w:bidi="th-TH"/>
+        </w:rPr>
+        <w:t>663380235-6 sec2</w:t>
+      </w:r>
+    </w:p>
+    <w:p>
+      <w:pPr>
+        <w:pStyle w:val="ListParagraph"/>
+        <w:ind w:left="360"/>
+        <w:rPr>
+          <w:rFonts w:ascii="TH SarabunPSK" w:hAnsi="TH SarabunPSK" w:cs="TH SarabunPSK" w:hint="cs"/>
+          <w:sz w:val="32"/>
+          <w:szCs w:val="32"/>
+        </w:rPr>
+      </w:pPr>
     </w:p>
     <w:p>
       <w:pPr>
@@ -1908,6 +2136,8 @@
     </w:p>
     <w:p>
       <w:pPr>
+        <w:pStyle w:val="ListParagraph"/>
+        <w:ind w:left="360"/>
         <w:rPr>
           <w:rFonts w:ascii="TH SarabunPSK" w:hAnsi="TH SarabunPSK" w:cs="TH SarabunPSK"/>
           <w:sz w:val="32"/>
@@ -1915,38 +2145,480 @@
           <w:lang w:bidi="th-TH"/>
         </w:rPr>
       </w:pPr>
+      <w:r>
+        <w:rPr>
+          <w:rFonts w:ascii="TH SarabunPSK" w:hAnsi="TH SarabunPSK" w:cs="TH SarabunPSK"/>
+          <w:sz w:val="32"/>
+          <w:szCs w:val="32"/>
+          <w:cs/>
+          <w:lang w:bidi="th-TH"/>
+        </w:rPr>
+        <w:drawing>
+          <wp:inline distT="0" distB="0" distL="0" distR="0" wp14:anchorId="11306A71" wp14:editId="4AD42A1C">
+            <wp:extent cx="5943600" cy="1640205"/>
+            <wp:effectExtent l="0" t="0" r="0" b="0"/>
+            <wp:docPr id="1117883860" name="Picture 1"/>
+            <wp:cNvGraphicFramePr>
+              <a:graphicFrameLocks xmlns:a="http://schemas.openxmlformats.org/drawingml/2006/main" noChangeAspect="1"/>
+            </wp:cNvGraphicFramePr>
+            <a:graphic xmlns:a="http://schemas.openxmlformats.org/drawingml/2006/main">
+              <a:graphicData uri="http://schemas.openxmlformats.org/drawingml/2006/picture">
+                <pic:pic xmlns:pic="http://schemas.openxmlformats.org/drawingml/2006/picture">
+                  <pic:nvPicPr>
+                    <pic:cNvPr id="1117883860" name=""/>
+                    <pic:cNvPicPr/>
+                  </pic:nvPicPr>
+                  <pic:blipFill>
+                    <a:blip r:embed="rId10"/>
+                    <a:stretch>
+                      <a:fillRect/>
+                    </a:stretch>
+                  </pic:blipFill>
+                  <pic:spPr>
+                    <a:xfrm>
+                      <a:off x="0" y="0"/>
+                      <a:ext cx="5943600" cy="1640205"/>
+                    </a:xfrm>
+                    <a:prstGeom prst="rect">
+                      <a:avLst/>
+                    </a:prstGeom>
+                  </pic:spPr>
+                </pic:pic>
+              </a:graphicData>
+            </a:graphic>
+          </wp:inline>
+        </w:drawing>
+      </w:r>
     </w:p>
     <w:p>
       <w:pPr>
-        <w:rPr>
-          <w:rFonts w:ascii="TH SarabunPSK" w:hAnsi="TH SarabunPSK" w:cs="TH SarabunPSK" w:hint="cs"/>
-          <w:sz w:val="32"/>
-          <w:szCs w:val="32"/>
-          <w:lang w:bidi="th-TH"/>
-        </w:rPr>
-      </w:pPr>
+        <w:pStyle w:val="ListParagraph"/>
+        <w:ind w:left="360"/>
+        <w:rPr>
+          <w:rFonts w:ascii="TH SarabunPSK" w:hAnsi="TH SarabunPSK" w:cs="TH SarabunPSK"/>
+          <w:sz w:val="32"/>
+          <w:szCs w:val="32"/>
+          <w:lang w:bidi="th-TH"/>
+        </w:rPr>
+      </w:pPr>
+      <w:r>
+        <w:rPr>
+          <w:rFonts w:ascii="TH SarabunPSK" w:hAnsi="TH SarabunPSK" w:cs="TH SarabunPSK"/>
+          <w:sz w:val="32"/>
+          <w:szCs w:val="32"/>
+          <w:lang w:bidi="th-TH"/>
+        </w:rPr>
+        <w:drawing>
+          <wp:inline distT="0" distB="0" distL="0" distR="0" wp14:anchorId="2FE10327" wp14:editId="45E8948F">
+            <wp:extent cx="5943600" cy="1196975"/>
+            <wp:effectExtent l="0" t="0" r="0" b="3175"/>
+            <wp:docPr id="1092686184" name="Picture 1"/>
+            <wp:cNvGraphicFramePr>
+              <a:graphicFrameLocks xmlns:a="http://schemas.openxmlformats.org/drawingml/2006/main" noChangeAspect="1"/>
+            </wp:cNvGraphicFramePr>
+            <a:graphic xmlns:a="http://schemas.openxmlformats.org/drawingml/2006/main">
+              <a:graphicData uri="http://schemas.openxmlformats.org/drawingml/2006/picture">
+                <pic:pic xmlns:pic="http://schemas.openxmlformats.org/drawingml/2006/picture">
+                  <pic:nvPicPr>
+                    <pic:cNvPr id="1092686184" name=""/>
+                    <pic:cNvPicPr/>
+                  </pic:nvPicPr>
+                  <pic:blipFill>
+                    <a:blip r:embed="rId11"/>
+                    <a:stretch>
+                      <a:fillRect/>
+                    </a:stretch>
+                  </pic:blipFill>
+                  <pic:spPr>
+                    <a:xfrm>
+                      <a:off x="0" y="0"/>
+                      <a:ext cx="5943600" cy="1196975"/>
+                    </a:xfrm>
+                    <a:prstGeom prst="rect">
+                      <a:avLst/>
+                    </a:prstGeom>
+                  </pic:spPr>
+                </pic:pic>
+              </a:graphicData>
+            </a:graphic>
+          </wp:inline>
+        </w:drawing>
+      </w:r>
     </w:p>
     <w:p>
       <w:pPr>
+        <w:pStyle w:val="ListParagraph"/>
+        <w:ind w:left="360"/>
+        <w:rPr>
+          <w:rFonts w:ascii="TH SarabunPSK" w:hAnsi="TH SarabunPSK" w:cs="TH SarabunPSK" w:hint="cs"/>
+          <w:sz w:val="32"/>
+          <w:szCs w:val="32"/>
+          <w:cs/>
+          <w:lang w:bidi="th-TH"/>
+        </w:rPr>
+      </w:pPr>
+      <w:r>
         <w:rPr>
           <w:rFonts w:ascii="TH SarabunPSK" w:hAnsi="TH SarabunPSK" w:cs="TH SarabunPSK"/>
           <w:sz w:val="32"/>
           <w:szCs w:val="32"/>
           <w:lang w:bidi="th-TH"/>
         </w:rPr>
-      </w:pPr>
+        <w:lastRenderedPageBreak/>
+        <w:drawing>
+          <wp:inline distT="0" distB="0" distL="0" distR="0" wp14:anchorId="3655D21E" wp14:editId="71D940FA">
+            <wp:extent cx="5943600" cy="1664970"/>
+            <wp:effectExtent l="0" t="0" r="0" b="0"/>
+            <wp:docPr id="1176743438" name="Picture 1"/>
+            <wp:cNvGraphicFramePr>
+              <a:graphicFrameLocks xmlns:a="http://schemas.openxmlformats.org/drawingml/2006/main" noChangeAspect="1"/>
+            </wp:cNvGraphicFramePr>
+            <a:graphic xmlns:a="http://schemas.openxmlformats.org/drawingml/2006/main">
+              <a:graphicData uri="http://schemas.openxmlformats.org/drawingml/2006/picture">
+                <pic:pic xmlns:pic="http://schemas.openxmlformats.org/drawingml/2006/picture">
+                  <pic:nvPicPr>
+                    <pic:cNvPr id="1176743438" name=""/>
+                    <pic:cNvPicPr/>
+                  </pic:nvPicPr>
+                  <pic:blipFill>
+                    <a:blip r:embed="rId12"/>
+                    <a:stretch>
+                      <a:fillRect/>
+                    </a:stretch>
+                  </pic:blipFill>
+                  <pic:spPr>
+                    <a:xfrm>
+                      <a:off x="0" y="0"/>
+                      <a:ext cx="5943600" cy="1664970"/>
+                    </a:xfrm>
+                    <a:prstGeom prst="rect">
+                      <a:avLst/>
+                    </a:prstGeom>
+                  </pic:spPr>
+                </pic:pic>
+              </a:graphicData>
+            </a:graphic>
+          </wp:inline>
+        </w:drawing>
+      </w:r>
     </w:p>
     <w:p>
       <w:pPr>
+        <w:pStyle w:val="ListParagraph"/>
+        <w:ind w:left="360"/>
         <w:rPr>
           <w:rFonts w:ascii="TH SarabunPSK" w:hAnsi="TH SarabunPSK" w:cs="TH SarabunPSK"/>
           <w:sz w:val="32"/>
           <w:szCs w:val="32"/>
+          <w:lang w:bidi="th-TH"/>
+        </w:rPr>
+      </w:pPr>
+      <w:r>
+        <w:rPr>
+          <w:rFonts w:ascii="TH SarabunPSK" w:hAnsi="TH SarabunPSK" w:cs="TH SarabunPSK"/>
+          <w:sz w:val="32"/>
+          <w:szCs w:val="32"/>
+          <w:lang w:bidi="th-TH"/>
+        </w:rPr>
+        <w:drawing>
+          <wp:inline distT="0" distB="0" distL="0" distR="0" wp14:anchorId="3816C619" wp14:editId="4BB76DE2">
+            <wp:extent cx="5943600" cy="1725930"/>
+            <wp:effectExtent l="0" t="0" r="0" b="7620"/>
+            <wp:docPr id="56817854" name="Picture 1"/>
+            <wp:cNvGraphicFramePr>
+              <a:graphicFrameLocks xmlns:a="http://schemas.openxmlformats.org/drawingml/2006/main" noChangeAspect="1"/>
+            </wp:cNvGraphicFramePr>
+            <a:graphic xmlns:a="http://schemas.openxmlformats.org/drawingml/2006/main">
+              <a:graphicData uri="http://schemas.openxmlformats.org/drawingml/2006/picture">
+                <pic:pic xmlns:pic="http://schemas.openxmlformats.org/drawingml/2006/picture">
+                  <pic:nvPicPr>
+                    <pic:cNvPr id="56817854" name=""/>
+                    <pic:cNvPicPr/>
+                  </pic:nvPicPr>
+                  <pic:blipFill>
+                    <a:blip r:embed="rId13"/>
+                    <a:stretch>
+                      <a:fillRect/>
+                    </a:stretch>
+                  </pic:blipFill>
+                  <pic:spPr>
+                    <a:xfrm>
+                      <a:off x="0" y="0"/>
+                      <a:ext cx="5943600" cy="1725930"/>
+                    </a:xfrm>
+                    <a:prstGeom prst="rect">
+                      <a:avLst/>
+                    </a:prstGeom>
+                  </pic:spPr>
+                </pic:pic>
+              </a:graphicData>
+            </a:graphic>
+          </wp:inline>
+        </w:drawing>
+      </w:r>
+    </w:p>
+    <w:p>
+      <w:pPr>
+        <w:pStyle w:val="ListParagraph"/>
+        <w:ind w:left="360"/>
+        <w:rPr>
+          <w:rFonts w:ascii="TH SarabunPSK" w:hAnsi="TH SarabunPSK" w:cs="TH SarabunPSK"/>
+          <w:sz w:val="32"/>
+          <w:szCs w:val="32"/>
+          <w:lang w:bidi="th-TH"/>
+        </w:rPr>
+      </w:pPr>
+      <w:r>
+        <w:rPr>
+          <w:rFonts w:ascii="TH SarabunPSK" w:hAnsi="TH SarabunPSK" w:cs="TH SarabunPSK"/>
+          <w:sz w:val="32"/>
+          <w:szCs w:val="32"/>
+          <w:lang w:bidi="th-TH"/>
+        </w:rPr>
+        <w:drawing>
+          <wp:inline distT="0" distB="0" distL="0" distR="0" wp14:anchorId="04EFCB08" wp14:editId="096CD568">
+            <wp:extent cx="5943600" cy="1345565"/>
+            <wp:effectExtent l="0" t="0" r="0" b="6985"/>
+            <wp:docPr id="1040945650" name="Picture 1"/>
+            <wp:cNvGraphicFramePr>
+              <a:graphicFrameLocks xmlns:a="http://schemas.openxmlformats.org/drawingml/2006/main" noChangeAspect="1"/>
+            </wp:cNvGraphicFramePr>
+            <a:graphic xmlns:a="http://schemas.openxmlformats.org/drawingml/2006/main">
+              <a:graphicData uri="http://schemas.openxmlformats.org/drawingml/2006/picture">
+                <pic:pic xmlns:pic="http://schemas.openxmlformats.org/drawingml/2006/picture">
+                  <pic:nvPicPr>
+                    <pic:cNvPr id="1040945650" name=""/>
+                    <pic:cNvPicPr/>
+                  </pic:nvPicPr>
+                  <pic:blipFill>
+                    <a:blip r:embed="rId14"/>
+                    <a:stretch>
+                      <a:fillRect/>
+                    </a:stretch>
+                  </pic:blipFill>
+                  <pic:spPr>
+                    <a:xfrm>
+                      <a:off x="0" y="0"/>
+                      <a:ext cx="5943600" cy="1345565"/>
+                    </a:xfrm>
+                    <a:prstGeom prst="rect">
+                      <a:avLst/>
+                    </a:prstGeom>
+                  </pic:spPr>
+                </pic:pic>
+              </a:graphicData>
+            </a:graphic>
+          </wp:inline>
+        </w:drawing>
+      </w:r>
+    </w:p>
+    <w:p>
+      <w:pPr>
+        <w:pStyle w:val="ListParagraph"/>
+        <w:ind w:left="360"/>
+        <w:rPr>
+          <w:rFonts w:ascii="TH SarabunPSK" w:hAnsi="TH SarabunPSK" w:cs="TH SarabunPSK"/>
+          <w:sz w:val="32"/>
+          <w:szCs w:val="32"/>
+          <w:lang w:bidi="th-TH"/>
+        </w:rPr>
+      </w:pPr>
+      <w:r>
+        <w:rPr>
+          <w:rFonts w:ascii="TH SarabunPSK" w:hAnsi="TH SarabunPSK" w:cs="TH SarabunPSK"/>
+          <w:sz w:val="32"/>
+          <w:szCs w:val="32"/>
+          <w:lang w:bidi="th-TH"/>
+        </w:rPr>
+        <w:drawing>
+          <wp:inline distT="0" distB="0" distL="0" distR="0" wp14:anchorId="188F7B61" wp14:editId="52D5E739">
+            <wp:extent cx="5943600" cy="1835785"/>
+            <wp:effectExtent l="0" t="0" r="0" b="0"/>
+            <wp:docPr id="1061741611" name="Picture 1"/>
+            <wp:cNvGraphicFramePr>
+              <a:graphicFrameLocks xmlns:a="http://schemas.openxmlformats.org/drawingml/2006/main" noChangeAspect="1"/>
+            </wp:cNvGraphicFramePr>
+            <a:graphic xmlns:a="http://schemas.openxmlformats.org/drawingml/2006/main">
+              <a:graphicData uri="http://schemas.openxmlformats.org/drawingml/2006/picture">
+                <pic:pic xmlns:pic="http://schemas.openxmlformats.org/drawingml/2006/picture">
+                  <pic:nvPicPr>
+                    <pic:cNvPr id="1061741611" name=""/>
+                    <pic:cNvPicPr/>
+                  </pic:nvPicPr>
+                  <pic:blipFill>
+                    <a:blip r:embed="rId15"/>
+                    <a:stretch>
+                      <a:fillRect/>
+                    </a:stretch>
+                  </pic:blipFill>
+                  <pic:spPr>
+                    <a:xfrm>
+                      <a:off x="0" y="0"/>
+                      <a:ext cx="5943600" cy="1835785"/>
+                    </a:xfrm>
+                    <a:prstGeom prst="rect">
+                      <a:avLst/>
+                    </a:prstGeom>
+                  </pic:spPr>
+                </pic:pic>
+              </a:graphicData>
+            </a:graphic>
+          </wp:inline>
+        </w:drawing>
+      </w:r>
+    </w:p>
+    <w:p>
+      <w:pPr>
+        <w:pStyle w:val="ListParagraph"/>
+        <w:ind w:left="360"/>
+        <w:rPr>
+          <w:rFonts w:ascii="TH SarabunPSK" w:hAnsi="TH SarabunPSK" w:cs="TH SarabunPSK"/>
+          <w:sz w:val="32"/>
+          <w:szCs w:val="32"/>
+          <w:lang w:bidi="th-TH"/>
+        </w:rPr>
+      </w:pPr>
+      <w:r>
+        <w:rPr>
+          <w:rFonts w:ascii="TH SarabunPSK" w:hAnsi="TH SarabunPSK" w:cs="TH SarabunPSK"/>
+          <w:sz w:val="32"/>
+          <w:szCs w:val="32"/>
+          <w:lang w:bidi="th-TH"/>
+        </w:rPr>
+        <w:lastRenderedPageBreak/>
+        <w:drawing>
+          <wp:inline distT="0" distB="0" distL="0" distR="0" wp14:anchorId="2DFAED6B" wp14:editId="38205D91">
+            <wp:extent cx="5943600" cy="1654175"/>
+            <wp:effectExtent l="0" t="0" r="0" b="3175"/>
+            <wp:docPr id="984615544" name="Picture 1"/>
+            <wp:cNvGraphicFramePr>
+              <a:graphicFrameLocks xmlns:a="http://schemas.openxmlformats.org/drawingml/2006/main" noChangeAspect="1"/>
+            </wp:cNvGraphicFramePr>
+            <a:graphic xmlns:a="http://schemas.openxmlformats.org/drawingml/2006/main">
+              <a:graphicData uri="http://schemas.openxmlformats.org/drawingml/2006/picture">
+                <pic:pic xmlns:pic="http://schemas.openxmlformats.org/drawingml/2006/picture">
+                  <pic:nvPicPr>
+                    <pic:cNvPr id="984615544" name=""/>
+                    <pic:cNvPicPr/>
+                  </pic:nvPicPr>
+                  <pic:blipFill>
+                    <a:blip r:embed="rId16"/>
+                    <a:stretch>
+                      <a:fillRect/>
+                    </a:stretch>
+                  </pic:blipFill>
+                  <pic:spPr>
+                    <a:xfrm>
+                      <a:off x="0" y="0"/>
+                      <a:ext cx="5943600" cy="1654175"/>
+                    </a:xfrm>
+                    <a:prstGeom prst="rect">
+                      <a:avLst/>
+                    </a:prstGeom>
+                  </pic:spPr>
+                </pic:pic>
+              </a:graphicData>
+            </a:graphic>
+          </wp:inline>
+        </w:drawing>
+      </w:r>
+    </w:p>
+    <w:p>
+      <w:pPr>
+        <w:pStyle w:val="ListParagraph"/>
+        <w:ind w:left="360"/>
+        <w:rPr>
+          <w:rFonts w:ascii="TH SarabunPSK" w:hAnsi="TH SarabunPSK" w:cs="TH SarabunPSK" w:hint="cs"/>
+          <w:sz w:val="32"/>
+          <w:szCs w:val="32"/>
+          <w:lang w:bidi="th-TH"/>
+        </w:rPr>
+      </w:pPr>
+      <w:r>
+        <w:rPr>
+          <w:rFonts w:ascii="TH SarabunPSK" w:hAnsi="TH SarabunPSK" w:cs="TH SarabunPSK"/>
+          <w:sz w:val="32"/>
+          <w:szCs w:val="32"/>
+          <w:lang w:bidi="th-TH"/>
+        </w:rPr>
+        <w:drawing>
+          <wp:inline distT="0" distB="0" distL="0" distR="0" wp14:anchorId="404910D9" wp14:editId="0A3B73C1">
+            <wp:extent cx="5943600" cy="1579245"/>
+            <wp:effectExtent l="0" t="0" r="0" b="1905"/>
+            <wp:docPr id="1664383680" name="Picture 1"/>
+            <wp:cNvGraphicFramePr>
+              <a:graphicFrameLocks xmlns:a="http://schemas.openxmlformats.org/drawingml/2006/main" noChangeAspect="1"/>
+            </wp:cNvGraphicFramePr>
+            <a:graphic xmlns:a="http://schemas.openxmlformats.org/drawingml/2006/main">
+              <a:graphicData uri="http://schemas.openxmlformats.org/drawingml/2006/picture">
+                <pic:pic xmlns:pic="http://schemas.openxmlformats.org/drawingml/2006/picture">
+                  <pic:nvPicPr>
+                    <pic:cNvPr id="1664383680" name=""/>
+                    <pic:cNvPicPr/>
+                  </pic:nvPicPr>
+                  <pic:blipFill>
+                    <a:blip r:embed="rId17"/>
+                    <a:stretch>
+                      <a:fillRect/>
+                    </a:stretch>
+                  </pic:blipFill>
+                  <pic:spPr>
+                    <a:xfrm>
+                      <a:off x="0" y="0"/>
+                      <a:ext cx="5943600" cy="1579245"/>
+                    </a:xfrm>
+                    <a:prstGeom prst="rect">
+                      <a:avLst/>
+                    </a:prstGeom>
+                  </pic:spPr>
+                </pic:pic>
+              </a:graphicData>
+            </a:graphic>
+          </wp:inline>
+        </w:drawing>
+      </w:r>
+    </w:p>
+    <w:p>
+      <w:pPr>
+        <w:rPr>
+          <w:rFonts w:ascii="TH SarabunPSK" w:hAnsi="TH SarabunPSK" w:cs="TH SarabunPSK"/>
+          <w:sz w:val="32"/>
+          <w:szCs w:val="32"/>
+          <w:lang w:bidi="th-TH"/>
+        </w:rPr>
+      </w:pPr>
+    </w:p>
+    <w:p>
+      <w:pPr>
+        <w:rPr>
+          <w:rFonts w:ascii="TH SarabunPSK" w:hAnsi="TH SarabunPSK" w:cs="TH SarabunPSK"/>
+          <w:sz w:val="32"/>
+          <w:szCs w:val="32"/>
+          <w:lang w:bidi="th-TH"/>
+        </w:rPr>
+      </w:pPr>
+    </w:p>
+    <w:p>
+      <w:pPr>
+        <w:rPr>
+          <w:rFonts w:ascii="TH SarabunPSK" w:hAnsi="TH SarabunPSK" w:cs="TH SarabunPSK"/>
+          <w:sz w:val="32"/>
+          <w:szCs w:val="32"/>
+          <w:lang w:bidi="th-TH"/>
+        </w:rPr>
+      </w:pPr>
+    </w:p>
+    <w:p>
+      <w:pPr>
+        <w:rPr>
+          <w:rFonts w:ascii="TH SarabunPSK" w:hAnsi="TH SarabunPSK" w:cs="TH SarabunPSK"/>
+          <w:sz w:val="32"/>
+          <w:szCs w:val="32"/>
           <w:cs/>
           <w:lang w:bidi="th-TH"/>
         </w:rPr>
         <w:sectPr>
-          <w:headerReference w:type="default" r:id="rId10"/>
+          <w:headerReference w:type="default" r:id="rId18"/>
           <w:pgSz w:w="12240" w:h="15840"/>
           <w:pgMar w:top="1440" w:right="1440" w:bottom="1440" w:left="1440" w:header="720" w:footer="720" w:gutter="0"/>
           <w:cols w:space="720"/>
@@ -2275,17 +2947,7 @@
                 <w:cs/>
                 <w:lang w:bidi="th-TH"/>
               </w:rPr>
-              <w:t>อบรมเชิงปฏิบั</w:t>
-            </w:r>
-            <w:r>
-              <w:rPr>
-                <w:rFonts w:ascii="TH SarabunPSK" w:hAnsi="TH SarabunPSK" w:cs="TH SarabunPSK" w:hint="cs"/>
-                <w:sz w:val="32"/>
-                <w:szCs w:val="32"/>
-                <w:cs/>
-                <w:lang w:bidi="th-TH"/>
-              </w:rPr>
-              <w:t>ติการ</w:t>
+              <w:t>อบรมเชิงปฏิบัติการ</w:t>
             </w:r>
             <w:r>
               <w:rPr>
@@ -3815,6 +4477,25 @@
                 <w:lang w:bidi="th-TH"/>
               </w:rPr>
             </w:pPr>
+            <w:r>
+              <w:rPr>
+                <w:rFonts w:ascii="TH SarabunPSK" w:hAnsi="TH SarabunPSK" w:cs="TH SarabunPSK" w:hint="cs"/>
+                <w:sz w:val="32"/>
+                <w:szCs w:val="32"/>
+                <w:cs/>
+                <w:lang w:bidi="th-TH"/>
+              </w:rPr>
+              <w:t xml:space="preserve">แสดงหน้า </w:t>
+            </w:r>
+            <w:r>
+              <w:rPr>
+                <w:rFonts w:ascii="TH SarabunPSK" w:hAnsi="TH SarabunPSK" w:cs="TH SarabunPSK"/>
+                <w:sz w:val="32"/>
+                <w:szCs w:val="32"/>
+                <w:lang w:bidi="th-TH"/>
+              </w:rPr>
+              <w:t>Workshop Registration</w:t>
+            </w:r>
           </w:p>
         </w:tc>
         <w:tc>
@@ -3830,6 +4511,56 @@
                 <w:lang w:bidi="th-TH"/>
               </w:rPr>
             </w:pPr>
+            <w:r>
+              <w:rPr>
+                <w:rFonts w:ascii="TH SarabunPSK" w:hAnsi="TH SarabunPSK" w:cs="TH SarabunPSK" w:hint="cs"/>
+                <w:noProof/>
+                <w:sz w:val="32"/>
+                <w:szCs w:val="32"/>
+                <w:lang w:bidi="th-TH"/>
+              </w:rPr>
+              <w:drawing>
+                <wp:inline distT="0" distB="0" distL="0" distR="0" wp14:anchorId="798E5005" wp14:editId="63A0C7B3">
+                  <wp:extent cx="201761" cy="191069"/>
+                  <wp:effectExtent l="0" t="0" r="8255" b="0"/>
+                  <wp:docPr id="1101077304" name="Picture 1101077304"/>
+                  <wp:cNvGraphicFramePr>
+                    <a:graphicFrameLocks xmlns:a="http://schemas.openxmlformats.org/drawingml/2006/main" noChangeAspect="1"/>
+                  </wp:cNvGraphicFramePr>
+                  <a:graphic xmlns:a="http://schemas.openxmlformats.org/drawingml/2006/main">
+                    <a:graphicData uri="http://schemas.openxmlformats.org/drawingml/2006/picture">
+                      <pic:pic xmlns:pic="http://schemas.openxmlformats.org/drawingml/2006/picture">
+                        <pic:nvPicPr>
+                          <pic:cNvPr id="1" name="th[1].png"/>
+                          <pic:cNvPicPr/>
+                        </pic:nvPicPr>
+                        <pic:blipFill>
+                          <a:blip r:embed="rId8" cstate="print">
+                            <a:extLst>
+                              <a:ext uri="{28A0092B-C50C-407E-A947-70E740481C1C}">
+                                <a14:useLocalDpi xmlns:a14="http://schemas.microsoft.com/office/drawing/2010/main" val="0"/>
+                              </a:ext>
+                            </a:extLst>
+                          </a:blip>
+                          <a:stretch>
+                            <a:fillRect/>
+                          </a:stretch>
+                        </pic:blipFill>
+                        <pic:spPr>
+                          <a:xfrm>
+                            <a:off x="0" y="0"/>
+                            <a:ext cx="214886" cy="203498"/>
+                          </a:xfrm>
+                          <a:prstGeom prst="rect">
+                            <a:avLst/>
+                          </a:prstGeom>
+                        </pic:spPr>
+                      </pic:pic>
+                    </a:graphicData>
+                  </a:graphic>
+                </wp:inline>
+              </w:drawing>
+            </w:r>
           </w:p>
         </w:tc>
         <w:tc>
@@ -4728,6 +5459,130 @@
                 <w:lang w:bidi="th-TH"/>
               </w:rPr>
             </w:pPr>
+            <w:r>
+              <w:rPr>
+                <w:rFonts w:ascii="TH SarabunPSK" w:hAnsi="TH SarabunPSK" w:cs="TH SarabunPSK" w:hint="cs"/>
+                <w:sz w:val="32"/>
+                <w:szCs w:val="32"/>
+                <w:cs/>
+                <w:lang w:bidi="th-TH"/>
+              </w:rPr>
+              <w:t xml:space="preserve">แสดงหน้า </w:t>
+            </w:r>
+            <w:r>
+              <w:rPr>
+                <w:rFonts w:ascii="TH SarabunPSK" w:hAnsi="TH SarabunPSK" w:cs="TH SarabunPSK" w:hint="cs"/>
+                <w:sz w:val="32"/>
+                <w:szCs w:val="32"/>
+                <w:lang w:bidi="th-TH"/>
+              </w:rPr>
+              <w:t>Success</w:t>
+            </w:r>
+            <w:r>
+              <w:rPr>
+                <w:rFonts w:ascii="TH SarabunPSK" w:hAnsi="TH SarabunPSK" w:cs="TH SarabunPSK" w:hint="cs"/>
+                <w:sz w:val="32"/>
+                <w:szCs w:val="32"/>
+                <w:cs/>
+                <w:lang w:bidi="th-TH"/>
+              </w:rPr>
+              <w:t>.</w:t>
+            </w:r>
+            <w:r>
+              <w:rPr>
+                <w:rFonts w:ascii="TH SarabunPSK" w:hAnsi="TH SarabunPSK" w:cs="TH SarabunPSK" w:hint="cs"/>
+                <w:sz w:val="32"/>
+                <w:szCs w:val="32"/>
+                <w:lang w:bidi="th-TH"/>
+              </w:rPr>
+              <w:t xml:space="preserve">html </w:t>
+            </w:r>
+            <w:r>
+              <w:rPr>
+                <w:rFonts w:ascii="TH SarabunPSK" w:hAnsi="TH SarabunPSK" w:cs="TH SarabunPSK" w:hint="cs"/>
+                <w:sz w:val="32"/>
+                <w:szCs w:val="32"/>
+                <w:cs/>
+                <w:lang w:bidi="th-TH"/>
+              </w:rPr>
+              <w:t xml:space="preserve">โดยมี </w:t>
+            </w:r>
+            <w:r>
+              <w:rPr>
+                <w:rFonts w:ascii="TH SarabunPSK" w:hAnsi="TH SarabunPSK" w:cs="TH SarabunPSK" w:hint="cs"/>
+                <w:sz w:val="32"/>
+                <w:szCs w:val="32"/>
+                <w:lang w:bidi="th-TH"/>
+              </w:rPr>
+              <w:t xml:space="preserve">Title </w:t>
+            </w:r>
+            <w:r>
+              <w:rPr>
+                <w:rFonts w:ascii="TH SarabunPSK" w:hAnsi="TH SarabunPSK" w:cs="TH SarabunPSK" w:hint="cs"/>
+                <w:sz w:val="32"/>
+                <w:szCs w:val="32"/>
+                <w:cs/>
+                <w:lang w:bidi="th-TH"/>
+              </w:rPr>
+              <w:t>เป็น “</w:t>
+            </w:r>
+            <w:r>
+              <w:rPr>
+                <w:rFonts w:ascii="TH SarabunPSK" w:hAnsi="TH SarabunPSK" w:cs="TH SarabunPSK" w:hint="cs"/>
+                <w:sz w:val="32"/>
+                <w:szCs w:val="32"/>
+                <w:lang w:bidi="th-TH"/>
+              </w:rPr>
+              <w:t>Success</w:t>
+            </w:r>
+            <w:r>
+              <w:rPr>
+                <w:rFonts w:ascii="TH SarabunPSK" w:hAnsi="TH SarabunPSK" w:cs="TH SarabunPSK" w:hint="cs"/>
+                <w:sz w:val="32"/>
+                <w:szCs w:val="32"/>
+                <w:cs/>
+                <w:lang w:bidi="th-TH"/>
+              </w:rPr>
+              <w:t>” และแสดงข้อความ “</w:t>
+            </w:r>
+            <w:r>
+              <w:rPr>
+                <w:rFonts w:ascii="TH SarabunPSK" w:hAnsi="TH SarabunPSK" w:cs="TH SarabunPSK"/>
+                <w:sz w:val="32"/>
+                <w:szCs w:val="32"/>
+                <w:lang w:bidi="th-TH"/>
+              </w:rPr>
+              <w:t>Thank you for registering with us.</w:t>
+            </w:r>
+            <w:r>
+              <w:rPr>
+                <w:rFonts w:ascii="TH SarabunPSK" w:hAnsi="TH SarabunPSK" w:cs="TH SarabunPSK" w:hint="cs"/>
+                <w:sz w:val="32"/>
+                <w:szCs w:val="32"/>
+                <w:cs/>
+                <w:lang w:bidi="th-TH"/>
+              </w:rPr>
+              <w:t>” และ “</w:t>
+            </w:r>
+            <w:r>
+              <w:rPr>
+                <w:rFonts w:ascii="TH SarabunPSK" w:hAnsi="TH SarabunPSK" w:cs="TH SarabunPSK"/>
+                <w:sz w:val="32"/>
+                <w:szCs w:val="32"/>
+                <w:lang w:bidi="th-TH"/>
+              </w:rPr>
+              <w:t>We will send a confirmation to your email soon.</w:t>
+            </w:r>
+            <w:r>
+              <w:rPr>
+                <w:rFonts w:ascii="TH SarabunPSK" w:hAnsi="TH SarabunPSK" w:cs="TH SarabunPSK" w:hint="cs"/>
+                <w:sz w:val="32"/>
+                <w:szCs w:val="32"/>
+                <w:cs/>
+                <w:lang w:bidi="th-TH"/>
+              </w:rPr>
+              <w:t>”</w:t>
+            </w:r>
           </w:p>
         </w:tc>
         <w:tc>
@@ -4743,6 +5598,56 @@
                 <w:lang w:bidi="th-TH"/>
               </w:rPr>
             </w:pPr>
+            <w:r>
+              <w:rPr>
+                <w:rFonts w:ascii="TH SarabunPSK" w:hAnsi="TH SarabunPSK" w:cs="TH SarabunPSK" w:hint="cs"/>
+                <w:noProof/>
+                <w:sz w:val="32"/>
+                <w:szCs w:val="32"/>
+                <w:lang w:bidi="th-TH"/>
+              </w:rPr>
+              <w:drawing>
+                <wp:inline distT="0" distB="0" distL="0" distR="0" wp14:anchorId="17F28E42" wp14:editId="4F482EF3">
+                  <wp:extent cx="201761" cy="191069"/>
+                  <wp:effectExtent l="0" t="0" r="8255" b="0"/>
+                  <wp:docPr id="347067404" name="Picture 347067404"/>
+                  <wp:cNvGraphicFramePr>
+                    <a:graphicFrameLocks xmlns:a="http://schemas.openxmlformats.org/drawingml/2006/main" noChangeAspect="1"/>
+                  </wp:cNvGraphicFramePr>
+                  <a:graphic xmlns:a="http://schemas.openxmlformats.org/drawingml/2006/main">
+                    <a:graphicData uri="http://schemas.openxmlformats.org/drawingml/2006/picture">
+                      <pic:pic xmlns:pic="http://schemas.openxmlformats.org/drawingml/2006/picture">
+                        <pic:nvPicPr>
+                          <pic:cNvPr id="1" name="th[1].png"/>
+                          <pic:cNvPicPr/>
+                        </pic:nvPicPr>
+                        <pic:blipFill>
+                          <a:blip r:embed="rId8" cstate="print">
+                            <a:extLst>
+                              <a:ext uri="{28A0092B-C50C-407E-A947-70E740481C1C}">
+                                <a14:useLocalDpi xmlns:a14="http://schemas.microsoft.com/office/drawing/2010/main" val="0"/>
+                              </a:ext>
+                            </a:extLst>
+                          </a:blip>
+                          <a:stretch>
+                            <a:fillRect/>
+                          </a:stretch>
+                        </pic:blipFill>
+                        <pic:spPr>
+                          <a:xfrm>
+                            <a:off x="0" y="0"/>
+                            <a:ext cx="214886" cy="203498"/>
+                          </a:xfrm>
+                          <a:prstGeom prst="rect">
+                            <a:avLst/>
+                          </a:prstGeom>
+                        </pic:spPr>
+                      </pic:pic>
+                    </a:graphicData>
+                  </a:graphic>
+                </wp:inline>
+              </w:drawing>
+            </w:r>
           </w:p>
         </w:tc>
         <w:tc>
@@ -5094,6 +5999,7 @@
                 <w:rFonts w:ascii="TH SarabunPSK" w:hAnsi="TH SarabunPSK" w:cs="TH SarabunPSK"/>
                 <w:sz w:val="32"/>
                 <w:szCs w:val="32"/>
+                <w:cs/>
                 <w:lang w:bidi="th-TH"/>
               </w:rPr>
             </w:pPr>
@@ -5298,6 +6204,43 @@
                 <w:lang w:bidi="th-TH"/>
               </w:rPr>
             </w:pPr>
+            <w:r>
+              <w:rPr>
+                <w:rFonts w:ascii="TH SarabunPSK" w:hAnsi="TH SarabunPSK" w:cs="TH SarabunPSK" w:hint="cs"/>
+                <w:sz w:val="32"/>
+                <w:szCs w:val="32"/>
+                <w:cs/>
+                <w:lang w:bidi="th-TH"/>
+              </w:rPr>
+              <w:t>แสดงหน้า</w:t>
+            </w:r>
+            <w:r>
+              <w:rPr>
+                <w:rFonts w:ascii="TH SarabunPSK" w:hAnsi="TH SarabunPSK" w:cs="TH SarabunPSK" w:hint="cs"/>
+                <w:sz w:val="32"/>
+                <w:szCs w:val="32"/>
+                <w:lang w:bidi="th-TH"/>
+              </w:rPr>
+              <w:t xml:space="preserve"> </w:t>
+            </w:r>
+            <w:r>
+              <w:rPr>
+                <w:rFonts w:ascii="TH SarabunPSK" w:hAnsi="TH SarabunPSK" w:cs="TH SarabunPSK"/>
+                <w:sz w:val="32"/>
+                <w:szCs w:val="32"/>
+                <w:lang w:bidi="th-TH"/>
+              </w:rPr>
+              <w:t>Workshop</w:t>
+            </w:r>
+            <w:r>
+              <w:rPr>
+                <w:rFonts w:ascii="TH SarabunPSK" w:hAnsi="TH SarabunPSK" w:cs="TH SarabunPSK" w:hint="cs"/>
+                <w:sz w:val="32"/>
+                <w:szCs w:val="32"/>
+                <w:lang w:bidi="th-TH"/>
+              </w:rPr>
+              <w:t xml:space="preserve"> Registration</w:t>
+            </w:r>
           </w:p>
         </w:tc>
         <w:tc>
@@ -5313,6 +6256,56 @@
                 <w:lang w:bidi="th-TH"/>
               </w:rPr>
             </w:pPr>
+            <w:r>
+              <w:rPr>
+                <w:rFonts w:ascii="TH SarabunPSK" w:hAnsi="TH SarabunPSK" w:cs="TH SarabunPSK" w:hint="cs"/>
+                <w:noProof/>
+                <w:sz w:val="32"/>
+                <w:szCs w:val="32"/>
+                <w:lang w:bidi="th-TH"/>
+              </w:rPr>
+              <w:drawing>
+                <wp:inline distT="0" distB="0" distL="0" distR="0" wp14:anchorId="67ACD9B8" wp14:editId="6D29449A">
+                  <wp:extent cx="201761" cy="191069"/>
+                  <wp:effectExtent l="0" t="0" r="8255" b="0"/>
+                  <wp:docPr id="1082432344" name="Picture 1082432344"/>
+                  <wp:cNvGraphicFramePr>
+                    <a:graphicFrameLocks xmlns:a="http://schemas.openxmlformats.org/drawingml/2006/main" noChangeAspect="1"/>
+                  </wp:cNvGraphicFramePr>
+                  <a:graphic xmlns:a="http://schemas.openxmlformats.org/drawingml/2006/main">
+                    <a:graphicData uri="http://schemas.openxmlformats.org/drawingml/2006/picture">
+                      <pic:pic xmlns:pic="http://schemas.openxmlformats.org/drawingml/2006/picture">
+                        <pic:nvPicPr>
+                          <pic:cNvPr id="1" name="th[1].png"/>
+                          <pic:cNvPicPr/>
+                        </pic:nvPicPr>
+                        <pic:blipFill>
+                          <a:blip r:embed="rId8" cstate="print">
+                            <a:extLst>
+                              <a:ext uri="{28A0092B-C50C-407E-A947-70E740481C1C}">
+                                <a14:useLocalDpi xmlns:a14="http://schemas.microsoft.com/office/drawing/2010/main" val="0"/>
+                              </a:ext>
+                            </a:extLst>
+                          </a:blip>
+                          <a:stretch>
+                            <a:fillRect/>
+                          </a:stretch>
+                        </pic:blipFill>
+                        <pic:spPr>
+                          <a:xfrm>
+                            <a:off x="0" y="0"/>
+                            <a:ext cx="214886" cy="203498"/>
+                          </a:xfrm>
+                          <a:prstGeom prst="rect">
+                            <a:avLst/>
+                          </a:prstGeom>
+                        </pic:spPr>
+                      </pic:pic>
+                    </a:graphicData>
+                  </a:graphic>
+                </wp:inline>
+              </w:drawing>
+            </w:r>
           </w:p>
         </w:tc>
         <w:tc>
@@ -6020,6 +7013,130 @@
                 <w:lang w:bidi="th-TH"/>
               </w:rPr>
             </w:pPr>
+            <w:r>
+              <w:rPr>
+                <w:rFonts w:ascii="TH SarabunPSK" w:hAnsi="TH SarabunPSK" w:cs="TH SarabunPSK" w:hint="cs"/>
+                <w:sz w:val="32"/>
+                <w:szCs w:val="32"/>
+                <w:cs/>
+                <w:lang w:bidi="th-TH"/>
+              </w:rPr>
+              <w:t xml:space="preserve">แสดงหน้า </w:t>
+            </w:r>
+            <w:r>
+              <w:rPr>
+                <w:rFonts w:ascii="TH SarabunPSK" w:hAnsi="TH SarabunPSK" w:cs="TH SarabunPSK" w:hint="cs"/>
+                <w:sz w:val="32"/>
+                <w:szCs w:val="32"/>
+                <w:lang w:bidi="th-TH"/>
+              </w:rPr>
+              <w:t>Success</w:t>
+            </w:r>
+            <w:r>
+              <w:rPr>
+                <w:rFonts w:ascii="TH SarabunPSK" w:hAnsi="TH SarabunPSK" w:cs="TH SarabunPSK" w:hint="cs"/>
+                <w:sz w:val="32"/>
+                <w:szCs w:val="32"/>
+                <w:cs/>
+                <w:lang w:bidi="th-TH"/>
+              </w:rPr>
+              <w:t>.</w:t>
+            </w:r>
+            <w:r>
+              <w:rPr>
+                <w:rFonts w:ascii="TH SarabunPSK" w:hAnsi="TH SarabunPSK" w:cs="TH SarabunPSK" w:hint="cs"/>
+                <w:sz w:val="32"/>
+                <w:szCs w:val="32"/>
+                <w:lang w:bidi="th-TH"/>
+              </w:rPr>
+              <w:t xml:space="preserve">html </w:t>
+            </w:r>
+            <w:r>
+              <w:rPr>
+                <w:rFonts w:ascii="TH SarabunPSK" w:hAnsi="TH SarabunPSK" w:cs="TH SarabunPSK" w:hint="cs"/>
+                <w:sz w:val="32"/>
+                <w:szCs w:val="32"/>
+                <w:cs/>
+                <w:lang w:bidi="th-TH"/>
+              </w:rPr>
+              <w:t xml:space="preserve">โดยมี </w:t>
+            </w:r>
+            <w:r>
+              <w:rPr>
+                <w:rFonts w:ascii="TH SarabunPSK" w:hAnsi="TH SarabunPSK" w:cs="TH SarabunPSK" w:hint="cs"/>
+                <w:sz w:val="32"/>
+                <w:szCs w:val="32"/>
+                <w:lang w:bidi="th-TH"/>
+              </w:rPr>
+              <w:t xml:space="preserve">Title </w:t>
+            </w:r>
+            <w:r>
+              <w:rPr>
+                <w:rFonts w:ascii="TH SarabunPSK" w:hAnsi="TH SarabunPSK" w:cs="TH SarabunPSK" w:hint="cs"/>
+                <w:sz w:val="32"/>
+                <w:szCs w:val="32"/>
+                <w:cs/>
+                <w:lang w:bidi="th-TH"/>
+              </w:rPr>
+              <w:t>เป็น “</w:t>
+            </w:r>
+            <w:r>
+              <w:rPr>
+                <w:rFonts w:ascii="TH SarabunPSK" w:hAnsi="TH SarabunPSK" w:cs="TH SarabunPSK" w:hint="cs"/>
+                <w:sz w:val="32"/>
+                <w:szCs w:val="32"/>
+                <w:lang w:bidi="th-TH"/>
+              </w:rPr>
+              <w:t>Success</w:t>
+            </w:r>
+            <w:r>
+              <w:rPr>
+                <w:rFonts w:ascii="TH SarabunPSK" w:hAnsi="TH SarabunPSK" w:cs="TH SarabunPSK" w:hint="cs"/>
+                <w:sz w:val="32"/>
+                <w:szCs w:val="32"/>
+                <w:cs/>
+                <w:lang w:bidi="th-TH"/>
+              </w:rPr>
+              <w:t>” และแสดงข้อความ “</w:t>
+            </w:r>
+            <w:r>
+              <w:rPr>
+                <w:rFonts w:ascii="TH SarabunPSK" w:hAnsi="TH SarabunPSK" w:cs="TH SarabunPSK"/>
+                <w:sz w:val="32"/>
+                <w:szCs w:val="32"/>
+                <w:lang w:bidi="th-TH"/>
+              </w:rPr>
+              <w:t>Thank you for registering with us.</w:t>
+            </w:r>
+            <w:r>
+              <w:rPr>
+                <w:rFonts w:ascii="TH SarabunPSK" w:hAnsi="TH SarabunPSK" w:cs="TH SarabunPSK" w:hint="cs"/>
+                <w:sz w:val="32"/>
+                <w:szCs w:val="32"/>
+                <w:cs/>
+                <w:lang w:bidi="th-TH"/>
+              </w:rPr>
+              <w:t>” และ “</w:t>
+            </w:r>
+            <w:r>
+              <w:rPr>
+                <w:rFonts w:ascii="TH SarabunPSK" w:hAnsi="TH SarabunPSK" w:cs="TH SarabunPSK"/>
+                <w:sz w:val="32"/>
+                <w:szCs w:val="32"/>
+                <w:lang w:bidi="th-TH"/>
+              </w:rPr>
+              <w:t>We will send a confirmation to your email soon.</w:t>
+            </w:r>
+            <w:r>
+              <w:rPr>
+                <w:rFonts w:ascii="TH SarabunPSK" w:hAnsi="TH SarabunPSK" w:cs="TH SarabunPSK" w:hint="cs"/>
+                <w:sz w:val="32"/>
+                <w:szCs w:val="32"/>
+                <w:cs/>
+                <w:lang w:bidi="th-TH"/>
+              </w:rPr>
+              <w:t>”</w:t>
+            </w:r>
           </w:p>
         </w:tc>
         <w:tc>
@@ -6035,6 +7152,56 @@
                 <w:lang w:bidi="th-TH"/>
               </w:rPr>
             </w:pPr>
+            <w:r>
+              <w:rPr>
+                <w:rFonts w:ascii="TH SarabunPSK" w:hAnsi="TH SarabunPSK" w:cs="TH SarabunPSK" w:hint="cs"/>
+                <w:noProof/>
+                <w:sz w:val="32"/>
+                <w:szCs w:val="32"/>
+                <w:lang w:bidi="th-TH"/>
+              </w:rPr>
+              <w:drawing>
+                <wp:inline distT="0" distB="0" distL="0" distR="0" wp14:anchorId="6C16D913" wp14:editId="439291EF">
+                  <wp:extent cx="201761" cy="191069"/>
+                  <wp:effectExtent l="0" t="0" r="8255" b="0"/>
+                  <wp:docPr id="1128891156" name="Picture 1128891156"/>
+                  <wp:cNvGraphicFramePr>
+                    <a:graphicFrameLocks xmlns:a="http://schemas.openxmlformats.org/drawingml/2006/main" noChangeAspect="1"/>
+                  </wp:cNvGraphicFramePr>
+                  <a:graphic xmlns:a="http://schemas.openxmlformats.org/drawingml/2006/main">
+                    <a:graphicData uri="http://schemas.openxmlformats.org/drawingml/2006/picture">
+                      <pic:pic xmlns:pic="http://schemas.openxmlformats.org/drawingml/2006/picture">
+                        <pic:nvPicPr>
+                          <pic:cNvPr id="1" name="th[1].png"/>
+                          <pic:cNvPicPr/>
+                        </pic:nvPicPr>
+                        <pic:blipFill>
+                          <a:blip r:embed="rId8" cstate="print">
+                            <a:extLst>
+                              <a:ext uri="{28A0092B-C50C-407E-A947-70E740481C1C}">
+                                <a14:useLocalDpi xmlns:a14="http://schemas.microsoft.com/office/drawing/2010/main" val="0"/>
+                              </a:ext>
+                            </a:extLst>
+                          </a:blip>
+                          <a:stretch>
+                            <a:fillRect/>
+                          </a:stretch>
+                        </pic:blipFill>
+                        <pic:spPr>
+                          <a:xfrm>
+                            <a:off x="0" y="0"/>
+                            <a:ext cx="214886" cy="203498"/>
+                          </a:xfrm>
+                          <a:prstGeom prst="rect">
+                            <a:avLst/>
+                          </a:prstGeom>
+                        </pic:spPr>
+                      </pic:pic>
+                    </a:graphicData>
+                  </a:graphic>
+                </wp:inline>
+              </w:drawing>
+            </w:r>
           </w:p>
         </w:tc>
         <w:tc>
@@ -7685,6 +8852,53 @@
                 <w:lang w:bidi="th-TH"/>
               </w:rPr>
             </w:pPr>
+            <w:r>
+              <w:rPr>
+                <w:rFonts w:ascii="TH SarabunPSK" w:hAnsi="TH SarabunPSK" w:cs="TH SarabunPSK" w:hint="cs"/>
+                <w:sz w:val="32"/>
+                <w:szCs w:val="32"/>
+                <w:cs/>
+                <w:lang w:bidi="th-TH"/>
+              </w:rPr>
+              <w:t>แสดงหน้า</w:t>
+            </w:r>
+            <w:r>
+              <w:rPr>
+                <w:rFonts w:ascii="TH SarabunPSK" w:hAnsi="TH SarabunPSK" w:cs="TH SarabunPSK" w:hint="cs"/>
+                <w:sz w:val="32"/>
+                <w:szCs w:val="32"/>
+                <w:lang w:bidi="th-TH"/>
+              </w:rPr>
+              <w:t xml:space="preserve"> </w:t>
+            </w:r>
+          </w:p>
+          <w:p>
+            <w:pPr>
+              <w:rPr>
+                <w:rFonts w:ascii="TH SarabunPSK" w:hAnsi="TH SarabunPSK" w:cs="TH SarabunPSK"/>
+                <w:sz w:val="32"/>
+                <w:szCs w:val="32"/>
+                <w:lang w:bidi="th-TH"/>
+              </w:rPr>
+            </w:pPr>
+            <w:r>
+              <w:rPr>
+                <w:rFonts w:ascii="TH SarabunPSK" w:hAnsi="TH SarabunPSK" w:cs="TH SarabunPSK"/>
+                <w:sz w:val="32"/>
+                <w:szCs w:val="32"/>
+                <w:lang w:bidi="th-TH"/>
+              </w:rPr>
+              <w:t>Workshop</w:t>
+            </w:r>
+            <w:r>
+              <w:rPr>
+                <w:rFonts w:ascii="TH SarabunPSK" w:hAnsi="TH SarabunPSK" w:cs="TH SarabunPSK" w:hint="cs"/>
+                <w:sz w:val="32"/>
+                <w:szCs w:val="32"/>
+                <w:lang w:bidi="th-TH"/>
+              </w:rPr>
+              <w:t xml:space="preserve"> Registration</w:t>
+            </w:r>
           </w:p>
         </w:tc>
         <w:tc>
@@ -7700,6 +8914,56 @@
                 <w:lang w:bidi="th-TH"/>
               </w:rPr>
             </w:pPr>
+            <w:r>
+              <w:rPr>
+                <w:rFonts w:ascii="TH SarabunPSK" w:hAnsi="TH SarabunPSK" w:cs="TH SarabunPSK" w:hint="cs"/>
+                <w:noProof/>
+                <w:sz w:val="32"/>
+                <w:szCs w:val="32"/>
+                <w:lang w:bidi="th-TH"/>
+              </w:rPr>
+              <w:drawing>
+                <wp:inline distT="0" distB="0" distL="0" distR="0" wp14:anchorId="40B7C8E7" wp14:editId="65A30F92">
+                  <wp:extent cx="201761" cy="191069"/>
+                  <wp:effectExtent l="0" t="0" r="8255" b="0"/>
+                  <wp:docPr id="1948169684" name="Picture 1948169684"/>
+                  <wp:cNvGraphicFramePr>
+                    <a:graphicFrameLocks xmlns:a="http://schemas.openxmlformats.org/drawingml/2006/main" noChangeAspect="1"/>
+                  </wp:cNvGraphicFramePr>
+                  <a:graphic xmlns:a="http://schemas.openxmlformats.org/drawingml/2006/main">
+                    <a:graphicData uri="http://schemas.openxmlformats.org/drawingml/2006/picture">
+                      <pic:pic xmlns:pic="http://schemas.openxmlformats.org/drawingml/2006/picture">
+                        <pic:nvPicPr>
+                          <pic:cNvPr id="1" name="th[1].png"/>
+                          <pic:cNvPicPr/>
+                        </pic:nvPicPr>
+                        <pic:blipFill>
+                          <a:blip r:embed="rId8" cstate="print">
+                            <a:extLst>
+                              <a:ext uri="{28A0092B-C50C-407E-A947-70E740481C1C}">
+                                <a14:useLocalDpi xmlns:a14="http://schemas.microsoft.com/office/drawing/2010/main" val="0"/>
+                              </a:ext>
+                            </a:extLst>
+                          </a:blip>
+                          <a:stretch>
+                            <a:fillRect/>
+                          </a:stretch>
+                        </pic:blipFill>
+                        <pic:spPr>
+                          <a:xfrm>
+                            <a:off x="0" y="0"/>
+                            <a:ext cx="214886" cy="203498"/>
+                          </a:xfrm>
+                          <a:prstGeom prst="rect">
+                            <a:avLst/>
+                          </a:prstGeom>
+                        </pic:spPr>
+                      </pic:pic>
+                    </a:graphicData>
+                  </a:graphic>
+                </wp:inline>
+              </w:drawing>
+            </w:r>
           </w:p>
         </w:tc>
         <w:tc>
@@ -8370,6 +9634,63 @@
                 <w:lang w:bidi="th-TH"/>
               </w:rPr>
             </w:pPr>
+            <w:r>
+              <w:rPr>
+                <w:rFonts w:ascii="TH SarabunPSK" w:hAnsi="TH SarabunPSK" w:cs="TH SarabunPSK" w:hint="cs"/>
+                <w:sz w:val="32"/>
+                <w:szCs w:val="32"/>
+                <w:cs/>
+                <w:lang w:bidi="th-TH"/>
+              </w:rPr>
+              <w:t xml:space="preserve">อยู่ที่หน้า </w:t>
+            </w:r>
+            <w:r>
+              <w:rPr>
+                <w:rFonts w:ascii="TH SarabunPSK" w:hAnsi="TH SarabunPSK" w:cs="TH SarabunPSK"/>
+                <w:sz w:val="32"/>
+                <w:szCs w:val="32"/>
+                <w:lang w:bidi="th-TH"/>
+              </w:rPr>
+              <w:t>Workshop</w:t>
+            </w:r>
+            <w:r>
+              <w:rPr>
+                <w:rFonts w:ascii="TH SarabunPSK" w:hAnsi="TH SarabunPSK" w:cs="TH SarabunPSK" w:hint="cs"/>
+                <w:sz w:val="32"/>
+                <w:szCs w:val="32"/>
+                <w:lang w:bidi="th-TH"/>
+              </w:rPr>
+              <w:t xml:space="preserve"> Registration </w:t>
+            </w:r>
+            <w:r>
+              <w:rPr>
+                <w:rFonts w:ascii="TH SarabunPSK" w:hAnsi="TH SarabunPSK" w:cs="TH SarabunPSK" w:hint="cs"/>
+                <w:sz w:val="32"/>
+                <w:szCs w:val="32"/>
+                <w:cs/>
+                <w:lang w:bidi="th-TH"/>
+              </w:rPr>
+              <w:t>เช่นเดิม และมีการแสดงข้อความ “</w:t>
+            </w:r>
+            <w:r>
+              <w:rPr>
+                <w:rFonts w:ascii="TH SarabunPSK" w:hAnsi="TH SarabunPSK" w:cs="TH SarabunPSK" w:hint="cs"/>
+                <w:sz w:val="32"/>
+                <w:szCs w:val="32"/>
+                <w:lang w:bidi="th-TH"/>
+              </w:rPr>
+              <w:t>Please enter your first name</w:t>
+            </w:r>
+            <w:r>
+              <w:rPr>
+                <w:rFonts w:ascii="TH SarabunPSK" w:hAnsi="TH SarabunPSK" w:cs="TH SarabunPSK" w:hint="cs"/>
+                <w:sz w:val="32"/>
+                <w:szCs w:val="32"/>
+                <w:cs/>
+                <w:lang w:bidi="th-TH"/>
+              </w:rPr>
+              <w:t>!!”</w:t>
+            </w:r>
           </w:p>
         </w:tc>
         <w:tc>
@@ -8385,6 +9706,56 @@
                 <w:lang w:bidi="th-TH"/>
               </w:rPr>
             </w:pPr>
+            <w:r>
+              <w:rPr>
+                <w:rFonts w:ascii="TH SarabunPSK" w:hAnsi="TH SarabunPSK" w:cs="TH SarabunPSK" w:hint="cs"/>
+                <w:noProof/>
+                <w:sz w:val="32"/>
+                <w:szCs w:val="32"/>
+                <w:lang w:bidi="th-TH"/>
+              </w:rPr>
+              <w:drawing>
+                <wp:inline distT="0" distB="0" distL="0" distR="0" wp14:anchorId="7342B43D" wp14:editId="61097C13">
+                  <wp:extent cx="201761" cy="191069"/>
+                  <wp:effectExtent l="0" t="0" r="8255" b="0"/>
+                  <wp:docPr id="1212788271" name="Picture 1212788271"/>
+                  <wp:cNvGraphicFramePr>
+                    <a:graphicFrameLocks xmlns:a="http://schemas.openxmlformats.org/drawingml/2006/main" noChangeAspect="1"/>
+                  </wp:cNvGraphicFramePr>
+                  <a:graphic xmlns:a="http://schemas.openxmlformats.org/drawingml/2006/main">
+                    <a:graphicData uri="http://schemas.openxmlformats.org/drawingml/2006/picture">
+                      <pic:pic xmlns:pic="http://schemas.openxmlformats.org/drawingml/2006/picture">
+                        <pic:nvPicPr>
+                          <pic:cNvPr id="1" name="th[1].png"/>
+                          <pic:cNvPicPr/>
+                        </pic:nvPicPr>
+                        <pic:blipFill>
+                          <a:blip r:embed="rId8" cstate="print">
+                            <a:extLst>
+                              <a:ext uri="{28A0092B-C50C-407E-A947-70E740481C1C}">
+                                <a14:useLocalDpi xmlns:a14="http://schemas.microsoft.com/office/drawing/2010/main" val="0"/>
+                              </a:ext>
+                            </a:extLst>
+                          </a:blip>
+                          <a:stretch>
+                            <a:fillRect/>
+                          </a:stretch>
+                        </pic:blipFill>
+                        <pic:spPr>
+                          <a:xfrm>
+                            <a:off x="0" y="0"/>
+                            <a:ext cx="214886" cy="203498"/>
+                          </a:xfrm>
+                          <a:prstGeom prst="rect">
+                            <a:avLst/>
+                          </a:prstGeom>
+                        </pic:spPr>
+                      </pic:pic>
+                    </a:graphicData>
+                  </a:graphic>
+                </wp:inline>
+              </w:drawing>
+            </w:r>
           </w:p>
         </w:tc>
         <w:tc>
@@ -8922,6 +10293,34 @@
                 <w:lang w:bidi="th-TH"/>
               </w:rPr>
             </w:pPr>
+            <w:r>
+              <w:rPr>
+                <w:rFonts w:ascii="TH SarabunPSK" w:hAnsi="TH SarabunPSK" w:cs="TH SarabunPSK" w:hint="cs"/>
+                <w:sz w:val="32"/>
+                <w:szCs w:val="32"/>
+                <w:cs/>
+                <w:lang w:bidi="th-TH"/>
+              </w:rPr>
+              <w:t xml:space="preserve">แสดงหน้า </w:t>
+            </w:r>
+            <w:r>
+              <w:rPr>
+                <w:rFonts w:ascii="TH SarabunPSK" w:hAnsi="TH SarabunPSK" w:cs="TH SarabunPSK"/>
+                <w:sz w:val="32"/>
+                <w:szCs w:val="32"/>
+                <w:lang w:bidi="th-TH"/>
+              </w:rPr>
+              <w:t>Workshop</w:t>
+            </w:r>
+            <w:r>
+              <w:rPr>
+                <w:rFonts w:ascii="TH SarabunPSK" w:hAnsi="TH SarabunPSK" w:cs="TH SarabunPSK" w:hint="cs"/>
+                <w:sz w:val="32"/>
+                <w:szCs w:val="32"/>
+                <w:lang w:bidi="th-TH"/>
+              </w:rPr>
+              <w:t xml:space="preserve"> Registration</w:t>
+            </w:r>
           </w:p>
         </w:tc>
         <w:tc>
@@ -8937,6 +10336,56 @@
                 <w:lang w:bidi="th-TH"/>
               </w:rPr>
             </w:pPr>
+            <w:r>
+              <w:rPr>
+                <w:rFonts w:ascii="TH SarabunPSK" w:hAnsi="TH SarabunPSK" w:cs="TH SarabunPSK" w:hint="cs"/>
+                <w:noProof/>
+                <w:sz w:val="32"/>
+                <w:szCs w:val="32"/>
+                <w:lang w:bidi="th-TH"/>
+              </w:rPr>
+              <w:drawing>
+                <wp:inline distT="0" distB="0" distL="0" distR="0" wp14:anchorId="4E45ABFD" wp14:editId="61E3EFC9">
+                  <wp:extent cx="201761" cy="191069"/>
+                  <wp:effectExtent l="0" t="0" r="8255" b="0"/>
+                  <wp:docPr id="1529500994" name="Picture 1529500994"/>
+                  <wp:cNvGraphicFramePr>
+                    <a:graphicFrameLocks xmlns:a="http://schemas.openxmlformats.org/drawingml/2006/main" noChangeAspect="1"/>
+                  </wp:cNvGraphicFramePr>
+                  <a:graphic xmlns:a="http://schemas.openxmlformats.org/drawingml/2006/main">
+                    <a:graphicData uri="http://schemas.openxmlformats.org/drawingml/2006/picture">
+                      <pic:pic xmlns:pic="http://schemas.openxmlformats.org/drawingml/2006/picture">
+                        <pic:nvPicPr>
+                          <pic:cNvPr id="1" name="th[1].png"/>
+                          <pic:cNvPicPr/>
+                        </pic:nvPicPr>
+                        <pic:blipFill>
+                          <a:blip r:embed="rId8" cstate="print">
+                            <a:extLst>
+                              <a:ext uri="{28A0092B-C50C-407E-A947-70E740481C1C}">
+                                <a14:useLocalDpi xmlns:a14="http://schemas.microsoft.com/office/drawing/2010/main" val="0"/>
+                              </a:ext>
+                            </a:extLst>
+                          </a:blip>
+                          <a:stretch>
+                            <a:fillRect/>
+                          </a:stretch>
+                        </pic:blipFill>
+                        <pic:spPr>
+                          <a:xfrm>
+                            <a:off x="0" y="0"/>
+                            <a:ext cx="214886" cy="203498"/>
+                          </a:xfrm>
+                          <a:prstGeom prst="rect">
+                            <a:avLst/>
+                          </a:prstGeom>
+                        </pic:spPr>
+                      </pic:pic>
+                    </a:graphicData>
+                  </a:graphic>
+                </wp:inline>
+              </w:drawing>
+            </w:r>
           </w:p>
         </w:tc>
         <w:tc>
@@ -9604,6 +11053,63 @@
                 <w:lang w:bidi="th-TH"/>
               </w:rPr>
             </w:pPr>
+            <w:r>
+              <w:rPr>
+                <w:rFonts w:ascii="TH SarabunPSK" w:hAnsi="TH SarabunPSK" w:cs="TH SarabunPSK" w:hint="cs"/>
+                <w:sz w:val="32"/>
+                <w:szCs w:val="32"/>
+                <w:cs/>
+                <w:lang w:bidi="th-TH"/>
+              </w:rPr>
+              <w:t xml:space="preserve">อยู่ที่หน้า </w:t>
+            </w:r>
+            <w:r>
+              <w:rPr>
+                <w:rFonts w:ascii="TH SarabunPSK" w:hAnsi="TH SarabunPSK" w:cs="TH SarabunPSK"/>
+                <w:sz w:val="32"/>
+                <w:szCs w:val="32"/>
+                <w:lang w:bidi="th-TH"/>
+              </w:rPr>
+              <w:t>Workshop</w:t>
+            </w:r>
+            <w:r>
+              <w:rPr>
+                <w:rFonts w:ascii="TH SarabunPSK" w:hAnsi="TH SarabunPSK" w:cs="TH SarabunPSK" w:hint="cs"/>
+                <w:sz w:val="32"/>
+                <w:szCs w:val="32"/>
+                <w:lang w:bidi="th-TH"/>
+              </w:rPr>
+              <w:t xml:space="preserve"> Registration </w:t>
+            </w:r>
+            <w:r>
+              <w:rPr>
+                <w:rFonts w:ascii="TH SarabunPSK" w:hAnsi="TH SarabunPSK" w:cs="TH SarabunPSK" w:hint="cs"/>
+                <w:sz w:val="32"/>
+                <w:szCs w:val="32"/>
+                <w:cs/>
+                <w:lang w:bidi="th-TH"/>
+              </w:rPr>
+              <w:t>เช่นเดิม และมีการแสดงข้อความ “</w:t>
+            </w:r>
+            <w:r>
+              <w:rPr>
+                <w:rFonts w:ascii="TH SarabunPSK" w:hAnsi="TH SarabunPSK" w:cs="TH SarabunPSK" w:hint="cs"/>
+                <w:sz w:val="32"/>
+                <w:szCs w:val="32"/>
+                <w:lang w:bidi="th-TH"/>
+              </w:rPr>
+              <w:t>Please enter your last name</w:t>
+            </w:r>
+            <w:r>
+              <w:rPr>
+                <w:rFonts w:ascii="TH SarabunPSK" w:hAnsi="TH SarabunPSK" w:cs="TH SarabunPSK" w:hint="cs"/>
+                <w:sz w:val="32"/>
+                <w:szCs w:val="32"/>
+                <w:cs/>
+                <w:lang w:bidi="th-TH"/>
+              </w:rPr>
+              <w:t>!!”</w:t>
+            </w:r>
           </w:p>
         </w:tc>
         <w:tc>
@@ -9619,6 +11125,56 @@
                 <w:lang w:bidi="th-TH"/>
               </w:rPr>
             </w:pPr>
+            <w:r>
+              <w:rPr>
+                <w:rFonts w:ascii="TH SarabunPSK" w:hAnsi="TH SarabunPSK" w:cs="TH SarabunPSK" w:hint="cs"/>
+                <w:noProof/>
+                <w:sz w:val="32"/>
+                <w:szCs w:val="32"/>
+                <w:lang w:bidi="th-TH"/>
+              </w:rPr>
+              <w:drawing>
+                <wp:inline distT="0" distB="0" distL="0" distR="0" wp14:anchorId="440B869B" wp14:editId="0937C586">
+                  <wp:extent cx="201761" cy="191069"/>
+                  <wp:effectExtent l="0" t="0" r="8255" b="0"/>
+                  <wp:docPr id="778602403" name="Picture 778602403"/>
+                  <wp:cNvGraphicFramePr>
+                    <a:graphicFrameLocks xmlns:a="http://schemas.openxmlformats.org/drawingml/2006/main" noChangeAspect="1"/>
+                  </wp:cNvGraphicFramePr>
+                  <a:graphic xmlns:a="http://schemas.openxmlformats.org/drawingml/2006/main">
+                    <a:graphicData uri="http://schemas.openxmlformats.org/drawingml/2006/picture">
+                      <pic:pic xmlns:pic="http://schemas.openxmlformats.org/drawingml/2006/picture">
+                        <pic:nvPicPr>
+                          <pic:cNvPr id="1" name="th[1].png"/>
+                          <pic:cNvPicPr/>
+                        </pic:nvPicPr>
+                        <pic:blipFill>
+                          <a:blip r:embed="rId8" cstate="print">
+                            <a:extLst>
+                              <a:ext uri="{28A0092B-C50C-407E-A947-70E740481C1C}">
+                                <a14:useLocalDpi xmlns:a14="http://schemas.microsoft.com/office/drawing/2010/main" val="0"/>
+                              </a:ext>
+                            </a:extLst>
+                          </a:blip>
+                          <a:stretch>
+                            <a:fillRect/>
+                          </a:stretch>
+                        </pic:blipFill>
+                        <pic:spPr>
+                          <a:xfrm>
+                            <a:off x="0" y="0"/>
+                            <a:ext cx="214886" cy="203498"/>
+                          </a:xfrm>
+                          <a:prstGeom prst="rect">
+                            <a:avLst/>
+                          </a:prstGeom>
+                        </pic:spPr>
+                      </pic:pic>
+                    </a:graphicData>
+                  </a:graphic>
+                </wp:inline>
+              </w:drawing>
+            </w:r>
           </w:p>
         </w:tc>
         <w:tc>
@@ -10155,6 +11711,34 @@
                 <w:lang w:bidi="th-TH"/>
               </w:rPr>
             </w:pPr>
+            <w:r>
+              <w:rPr>
+                <w:rFonts w:ascii="TH SarabunPSK" w:hAnsi="TH SarabunPSK" w:cs="TH SarabunPSK" w:hint="cs"/>
+                <w:sz w:val="32"/>
+                <w:szCs w:val="32"/>
+                <w:cs/>
+                <w:lang w:bidi="th-TH"/>
+              </w:rPr>
+              <w:t xml:space="preserve">แสดงหน้า </w:t>
+            </w:r>
+            <w:r>
+              <w:rPr>
+                <w:rFonts w:ascii="TH SarabunPSK" w:hAnsi="TH SarabunPSK" w:cs="TH SarabunPSK"/>
+                <w:sz w:val="32"/>
+                <w:szCs w:val="32"/>
+                <w:lang w:bidi="th-TH"/>
+              </w:rPr>
+              <w:t>Workshop</w:t>
+            </w:r>
+            <w:r>
+              <w:rPr>
+                <w:rFonts w:ascii="TH SarabunPSK" w:hAnsi="TH SarabunPSK" w:cs="TH SarabunPSK" w:hint="cs"/>
+                <w:sz w:val="32"/>
+                <w:szCs w:val="32"/>
+                <w:lang w:bidi="th-TH"/>
+              </w:rPr>
+              <w:t xml:space="preserve"> Registration</w:t>
+            </w:r>
           </w:p>
         </w:tc>
         <w:tc>
@@ -10170,6 +11754,56 @@
                 <w:lang w:bidi="th-TH"/>
               </w:rPr>
             </w:pPr>
+            <w:r>
+              <w:rPr>
+                <w:rFonts w:ascii="TH SarabunPSK" w:hAnsi="TH SarabunPSK" w:cs="TH SarabunPSK" w:hint="cs"/>
+                <w:noProof/>
+                <w:sz w:val="32"/>
+                <w:szCs w:val="32"/>
+                <w:lang w:bidi="th-TH"/>
+              </w:rPr>
+              <w:drawing>
+                <wp:inline distT="0" distB="0" distL="0" distR="0" wp14:anchorId="6D163C91" wp14:editId="091E84DC">
+                  <wp:extent cx="201761" cy="191069"/>
+                  <wp:effectExtent l="0" t="0" r="8255" b="0"/>
+                  <wp:docPr id="946826469" name="Picture 946826469"/>
+                  <wp:cNvGraphicFramePr>
+                    <a:graphicFrameLocks xmlns:a="http://schemas.openxmlformats.org/drawingml/2006/main" noChangeAspect="1"/>
+                  </wp:cNvGraphicFramePr>
+                  <a:graphic xmlns:a="http://schemas.openxmlformats.org/drawingml/2006/main">
+                    <a:graphicData uri="http://schemas.openxmlformats.org/drawingml/2006/picture">
+                      <pic:pic xmlns:pic="http://schemas.openxmlformats.org/drawingml/2006/picture">
+                        <pic:nvPicPr>
+                          <pic:cNvPr id="1" name="th[1].png"/>
+                          <pic:cNvPicPr/>
+                        </pic:nvPicPr>
+                        <pic:blipFill>
+                          <a:blip r:embed="rId8" cstate="print">
+                            <a:extLst>
+                              <a:ext uri="{28A0092B-C50C-407E-A947-70E740481C1C}">
+                                <a14:useLocalDpi xmlns:a14="http://schemas.microsoft.com/office/drawing/2010/main" val="0"/>
+                              </a:ext>
+                            </a:extLst>
+                          </a:blip>
+                          <a:stretch>
+                            <a:fillRect/>
+                          </a:stretch>
+                        </pic:blipFill>
+                        <pic:spPr>
+                          <a:xfrm>
+                            <a:off x="0" y="0"/>
+                            <a:ext cx="214886" cy="203498"/>
+                          </a:xfrm>
+                          <a:prstGeom prst="rect">
+                            <a:avLst/>
+                          </a:prstGeom>
+                        </pic:spPr>
+                      </pic:pic>
+                    </a:graphicData>
+                  </a:graphic>
+                </wp:inline>
+              </w:drawing>
+            </w:r>
           </w:p>
         </w:tc>
         <w:tc>
@@ -10754,6 +12388,63 @@
                 <w:lang w:bidi="th-TH"/>
               </w:rPr>
             </w:pPr>
+            <w:r>
+              <w:rPr>
+                <w:rFonts w:ascii="TH SarabunPSK" w:hAnsi="TH SarabunPSK" w:cs="TH SarabunPSK" w:hint="cs"/>
+                <w:sz w:val="32"/>
+                <w:szCs w:val="32"/>
+                <w:cs/>
+                <w:lang w:bidi="th-TH"/>
+              </w:rPr>
+              <w:t xml:space="preserve">อยู่ที่หน้า </w:t>
+            </w:r>
+            <w:r>
+              <w:rPr>
+                <w:rFonts w:ascii="TH SarabunPSK" w:hAnsi="TH SarabunPSK" w:cs="TH SarabunPSK"/>
+                <w:sz w:val="32"/>
+                <w:szCs w:val="32"/>
+                <w:lang w:bidi="th-TH"/>
+              </w:rPr>
+              <w:t>Workshop</w:t>
+            </w:r>
+            <w:r>
+              <w:rPr>
+                <w:rFonts w:ascii="TH SarabunPSK" w:hAnsi="TH SarabunPSK" w:cs="TH SarabunPSK" w:hint="cs"/>
+                <w:sz w:val="32"/>
+                <w:szCs w:val="32"/>
+                <w:lang w:bidi="th-TH"/>
+              </w:rPr>
+              <w:t xml:space="preserve"> Registration </w:t>
+            </w:r>
+            <w:r>
+              <w:rPr>
+                <w:rFonts w:ascii="TH SarabunPSK" w:hAnsi="TH SarabunPSK" w:cs="TH SarabunPSK" w:hint="cs"/>
+                <w:sz w:val="32"/>
+                <w:szCs w:val="32"/>
+                <w:cs/>
+                <w:lang w:bidi="th-TH"/>
+              </w:rPr>
+              <w:t>เช่นเดิม และมีการแสดงข้อความ “</w:t>
+            </w:r>
+            <w:r>
+              <w:rPr>
+                <w:rFonts w:ascii="TH SarabunPSK" w:hAnsi="TH SarabunPSK" w:cs="TH SarabunPSK" w:hint="cs"/>
+                <w:sz w:val="32"/>
+                <w:szCs w:val="32"/>
+                <w:lang w:bidi="th-TH"/>
+              </w:rPr>
+              <w:t>Please enter your name</w:t>
+            </w:r>
+            <w:r>
+              <w:rPr>
+                <w:rFonts w:ascii="TH SarabunPSK" w:hAnsi="TH SarabunPSK" w:cs="TH SarabunPSK" w:hint="cs"/>
+                <w:sz w:val="32"/>
+                <w:szCs w:val="32"/>
+                <w:cs/>
+                <w:lang w:bidi="th-TH"/>
+              </w:rPr>
+              <w:t>!!”</w:t>
+            </w:r>
           </w:p>
         </w:tc>
         <w:tc>
@@ -10769,6 +12460,719 @@
                 <w:lang w:bidi="th-TH"/>
               </w:rPr>
             </w:pPr>
+            <w:r>
+              <w:rPr>
+                <w:rFonts w:ascii="TH SarabunPSK" w:hAnsi="TH SarabunPSK" w:cs="TH SarabunPSK" w:hint="cs"/>
+                <w:noProof/>
+                <w:sz w:val="32"/>
+                <w:szCs w:val="32"/>
+                <w:lang w:bidi="th-TH"/>
+              </w:rPr>
+              <w:drawing>
+                <wp:inline distT="0" distB="0" distL="0" distR="0" wp14:anchorId="30646DDE" wp14:editId="17D7B94A">
+                  <wp:extent cx="201761" cy="191069"/>
+                  <wp:effectExtent l="0" t="0" r="8255" b="0"/>
+                  <wp:docPr id="967308798" name="Picture 967308798"/>
+                  <wp:cNvGraphicFramePr>
+                    <a:graphicFrameLocks xmlns:a="http://schemas.openxmlformats.org/drawingml/2006/main" noChangeAspect="1"/>
+                  </wp:cNvGraphicFramePr>
+                  <a:graphic xmlns:a="http://schemas.openxmlformats.org/drawingml/2006/main">
+                    <a:graphicData uri="http://schemas.openxmlformats.org/drawingml/2006/picture">
+                      <pic:pic xmlns:pic="http://schemas.openxmlformats.org/drawingml/2006/picture">
+                        <pic:nvPicPr>
+                          <pic:cNvPr id="1" name="th[1].png"/>
+                          <pic:cNvPicPr/>
+                        </pic:nvPicPr>
+                        <pic:blipFill>
+                          <a:blip r:embed="rId8" cstate="print">
+                            <a:extLst>
+                              <a:ext uri="{28A0092B-C50C-407E-A947-70E740481C1C}">
+                                <a14:useLocalDpi xmlns:a14="http://schemas.microsoft.com/office/drawing/2010/main" val="0"/>
+                              </a:ext>
+                            </a:extLst>
+                          </a:blip>
+                          <a:stretch>
+                            <a:fillRect/>
+                          </a:stretch>
+                        </pic:blipFill>
+                        <pic:spPr>
+                          <a:xfrm>
+                            <a:off x="0" y="0"/>
+                            <a:ext cx="214886" cy="203498"/>
+                          </a:xfrm>
+                          <a:prstGeom prst="rect">
+                            <a:avLst/>
+                          </a:prstGeom>
+                        </pic:spPr>
+                      </pic:pic>
+                    </a:graphicData>
+                  </a:graphic>
+                </wp:inline>
+              </w:drawing>
+            </w:r>
+          </w:p>
+        </w:tc>
+        <w:tc>
+          <w:tcPr>
+            <w:tcW w:w="1352" w:type="dxa"/>
+          </w:tcPr>
+          <w:p>
+            <w:pPr>
+              <w:rPr>
+                <w:rFonts w:ascii="TH SarabunPSK" w:hAnsi="TH SarabunPSK" w:cs="TH SarabunPSK"/>
+                <w:sz w:val="32"/>
+                <w:szCs w:val="32"/>
+                <w:lang w:bidi="th-TH"/>
+              </w:rPr>
+            </w:pPr>
+          </w:p>
+        </w:tc>
+      </w:tr>
+      <w:tr>
+        <w:tc>
+          <w:tcPr>
+            <w:tcW w:w="630" w:type="dxa"/>
+          </w:tcPr>
+          <w:p>
+            <w:pPr>
+              <w:jc w:val="center"/>
+              <w:rPr>
+                <w:rFonts w:ascii="TH SarabunPSK" w:hAnsi="TH SarabunPSK" w:cs="TH SarabunPSK" w:hint="cs"/>
+                <w:sz w:val="32"/>
+                <w:szCs w:val="32"/>
+                <w:lang w:bidi="th-TH"/>
+              </w:rPr>
+            </w:pPr>
+            <w:r>
+              <w:rPr>
+                <w:rFonts w:ascii="TH SarabunPSK" w:hAnsi="TH SarabunPSK" w:cs="TH SarabunPSK" w:hint="cs"/>
+                <w:b/>
+                <w:bCs/>
+                <w:sz w:val="32"/>
+                <w:szCs w:val="32"/>
+                <w:lang w:bidi="th-TH"/>
+              </w:rPr>
+              <w:t>No</w:t>
+            </w:r>
+            <w:r>
+              <w:rPr>
+                <w:rFonts w:ascii="TH SarabunPSK" w:hAnsi="TH SarabunPSK" w:cs="TH SarabunPSK" w:hint="cs"/>
+                <w:b/>
+                <w:bCs/>
+                <w:sz w:val="32"/>
+                <w:szCs w:val="32"/>
+                <w:cs/>
+                <w:lang w:bidi="th-TH"/>
+              </w:rPr>
+              <w:t>.</w:t>
+            </w:r>
+          </w:p>
+        </w:tc>
+        <w:tc>
+          <w:tcPr>
+            <w:tcW w:w="4507" w:type="dxa"/>
+            <w:gridSpan w:val="2"/>
+          </w:tcPr>
+          <w:p>
+            <w:pPr>
+              <w:rPr>
+                <w:rFonts w:ascii="TH SarabunPSK" w:hAnsi="TH SarabunPSK" w:cs="TH SarabunPSK" w:hint="cs"/>
+                <w:sz w:val="32"/>
+                <w:szCs w:val="32"/>
+                <w:lang w:bidi="th-TH"/>
+              </w:rPr>
+            </w:pPr>
+            <w:r>
+              <w:rPr>
+                <w:rFonts w:ascii="TH SarabunPSK" w:hAnsi="TH SarabunPSK" w:cs="TH SarabunPSK" w:hint="cs"/>
+                <w:b/>
+                <w:bCs/>
+                <w:sz w:val="32"/>
+                <w:szCs w:val="32"/>
+                <w:lang w:bidi="th-TH"/>
+              </w:rPr>
+              <w:t>Test Case and Steps</w:t>
+            </w:r>
+          </w:p>
+        </w:tc>
+        <w:tc>
+          <w:tcPr>
+            <w:tcW w:w="2759" w:type="dxa"/>
+          </w:tcPr>
+          <w:p>
+            <w:pPr>
+              <w:rPr>
+                <w:rFonts w:ascii="TH SarabunPSK" w:hAnsi="TH SarabunPSK" w:cs="TH SarabunPSK" w:hint="cs"/>
+                <w:sz w:val="32"/>
+                <w:szCs w:val="32"/>
+                <w:cs/>
+                <w:lang w:bidi="th-TH"/>
+              </w:rPr>
+            </w:pPr>
+            <w:r>
+              <w:rPr>
+                <w:rFonts w:ascii="TH SarabunPSK" w:hAnsi="TH SarabunPSK" w:cs="TH SarabunPSK" w:hint="cs"/>
+                <w:b/>
+                <w:bCs/>
+                <w:sz w:val="32"/>
+                <w:szCs w:val="32"/>
+                <w:lang w:bidi="th-TH"/>
+              </w:rPr>
+              <w:t>Expected Result</w:t>
+            </w:r>
+          </w:p>
+        </w:tc>
+        <w:tc>
+          <w:tcPr>
+            <w:tcW w:w="2603" w:type="dxa"/>
+            <w:gridSpan w:val="2"/>
+          </w:tcPr>
+          <w:p>
+            <w:pPr>
+              <w:rPr>
+                <w:rFonts w:ascii="TH SarabunPSK" w:hAnsi="TH SarabunPSK" w:cs="TH SarabunPSK" w:hint="cs"/>
+                <w:sz w:val="32"/>
+                <w:szCs w:val="32"/>
+                <w:cs/>
+                <w:lang w:bidi="th-TH"/>
+              </w:rPr>
+            </w:pPr>
+            <w:r>
+              <w:rPr>
+                <w:rFonts w:ascii="TH SarabunPSK" w:hAnsi="TH SarabunPSK" w:cs="TH SarabunPSK" w:hint="cs"/>
+                <w:b/>
+                <w:bCs/>
+                <w:sz w:val="32"/>
+                <w:szCs w:val="32"/>
+                <w:lang w:bidi="th-TH"/>
+              </w:rPr>
+              <w:t>Actual Result</w:t>
+            </w:r>
+          </w:p>
+        </w:tc>
+        <w:tc>
+          <w:tcPr>
+            <w:tcW w:w="2279" w:type="dxa"/>
+          </w:tcPr>
+          <w:p>
+            <w:pPr>
+              <w:rPr>
+                <w:rFonts w:ascii="TH SarabunPSK" w:hAnsi="TH SarabunPSK" w:cs="TH SarabunPSK"/>
+                <w:sz w:val="32"/>
+                <w:szCs w:val="32"/>
+                <w:lang w:bidi="th-TH"/>
+              </w:rPr>
+            </w:pPr>
+            <w:r>
+              <w:rPr>
+                <w:rFonts w:ascii="TH SarabunPSK" w:hAnsi="TH SarabunPSK" w:cs="TH SarabunPSK" w:hint="cs"/>
+                <w:b/>
+                <w:bCs/>
+                <w:sz w:val="32"/>
+                <w:szCs w:val="32"/>
+                <w:lang w:bidi="th-TH"/>
+              </w:rPr>
+              <w:t xml:space="preserve">Test Result </w:t>
+            </w:r>
+            <w:r>
+              <w:rPr>
+                <w:rFonts w:ascii="TH SarabunPSK" w:hAnsi="TH SarabunPSK" w:cs="TH SarabunPSK" w:hint="cs"/>
+                <w:b/>
+                <w:bCs/>
+                <w:sz w:val="32"/>
+                <w:szCs w:val="32"/>
+                <w:cs/>
+                <w:lang w:bidi="th-TH"/>
+              </w:rPr>
+              <w:t>(</w:t>
+            </w:r>
+            <w:r>
+              <w:rPr>
+                <w:rFonts w:ascii="TH SarabunPSK" w:hAnsi="TH SarabunPSK" w:cs="TH SarabunPSK" w:hint="cs"/>
+                <w:b/>
+                <w:bCs/>
+                <w:sz w:val="32"/>
+                <w:szCs w:val="32"/>
+                <w:lang w:bidi="th-TH"/>
+              </w:rPr>
+              <w:t>Pass</w:t>
+            </w:r>
+            <w:r>
+              <w:rPr>
+                <w:rFonts w:ascii="TH SarabunPSK" w:hAnsi="TH SarabunPSK" w:cs="TH SarabunPSK" w:hint="cs"/>
+                <w:b/>
+                <w:bCs/>
+                <w:sz w:val="32"/>
+                <w:szCs w:val="32"/>
+                <w:cs/>
+                <w:lang w:bidi="th-TH"/>
+              </w:rPr>
+              <w:t>/</w:t>
+            </w:r>
+            <w:r>
+              <w:rPr>
+                <w:rFonts w:ascii="TH SarabunPSK" w:hAnsi="TH SarabunPSK" w:cs="TH SarabunPSK" w:hint="cs"/>
+                <w:b/>
+                <w:bCs/>
+                <w:sz w:val="32"/>
+                <w:szCs w:val="32"/>
+                <w:lang w:bidi="th-TH"/>
+              </w:rPr>
+              <w:t>Fail</w:t>
+            </w:r>
+            <w:r>
+              <w:rPr>
+                <w:rFonts w:ascii="TH SarabunPSK" w:hAnsi="TH SarabunPSK" w:cs="TH SarabunPSK" w:hint="cs"/>
+                <w:b/>
+                <w:bCs/>
+                <w:sz w:val="32"/>
+                <w:szCs w:val="32"/>
+                <w:cs/>
+                <w:lang w:bidi="th-TH"/>
+              </w:rPr>
+              <w:t>)</w:t>
+            </w:r>
+          </w:p>
+        </w:tc>
+        <w:tc>
+          <w:tcPr>
+            <w:tcW w:w="1352" w:type="dxa"/>
+          </w:tcPr>
+          <w:p>
+            <w:pPr>
+              <w:rPr>
+                <w:rFonts w:ascii="TH SarabunPSK" w:hAnsi="TH SarabunPSK" w:cs="TH SarabunPSK"/>
+                <w:sz w:val="32"/>
+                <w:szCs w:val="32"/>
+                <w:lang w:bidi="th-TH"/>
+              </w:rPr>
+            </w:pPr>
+            <w:r>
+              <w:rPr>
+                <w:rFonts w:ascii="TH SarabunPSK" w:hAnsi="TH SarabunPSK" w:cs="TH SarabunPSK" w:hint="cs"/>
+                <w:b/>
+                <w:bCs/>
+                <w:sz w:val="32"/>
+                <w:szCs w:val="32"/>
+                <w:lang w:bidi="th-TH"/>
+              </w:rPr>
+              <w:t>Remark</w:t>
+            </w:r>
+          </w:p>
+        </w:tc>
+      </w:tr>
+      <w:tr>
+        <w:tc>
+          <w:tcPr>
+            <w:tcW w:w="630" w:type="dxa"/>
+          </w:tcPr>
+          <w:p>
+            <w:pPr>
+              <w:jc w:val="center"/>
+              <w:rPr>
+                <w:rFonts w:ascii="TH SarabunPSK" w:hAnsi="TH SarabunPSK" w:cs="TH SarabunPSK" w:hint="cs"/>
+                <w:sz w:val="32"/>
+                <w:szCs w:val="32"/>
+                <w:lang w:bidi="th-TH"/>
+              </w:rPr>
+            </w:pPr>
+            <w:r>
+              <w:rPr>
+                <w:rFonts w:ascii="TH SarabunPSK" w:hAnsi="TH SarabunPSK" w:cs="TH SarabunPSK" w:hint="cs"/>
+                <w:sz w:val="32"/>
+                <w:szCs w:val="32"/>
+                <w:lang w:bidi="th-TH"/>
+              </w:rPr>
+              <w:t>1</w:t>
+            </w:r>
+          </w:p>
+        </w:tc>
+        <w:tc>
+          <w:tcPr>
+            <w:tcW w:w="4507" w:type="dxa"/>
+            <w:gridSpan w:val="2"/>
+          </w:tcPr>
+          <w:p>
+            <w:pPr>
+              <w:rPr>
+                <w:rFonts w:ascii="TH SarabunPSK" w:hAnsi="TH SarabunPSK" w:cs="TH SarabunPSK"/>
+                <w:sz w:val="32"/>
+                <w:szCs w:val="32"/>
+                <w:lang w:bidi="th-TH"/>
+              </w:rPr>
+            </w:pPr>
+            <w:r>
+              <w:rPr>
+                <w:rFonts w:ascii="TH SarabunPSK" w:hAnsi="TH SarabunPSK" w:cs="TH SarabunPSK" w:hint="cs"/>
+                <w:sz w:val="32"/>
+                <w:szCs w:val="32"/>
+                <w:lang w:bidi="th-TH"/>
+              </w:rPr>
+              <w:t xml:space="preserve">Open </w:t>
+            </w:r>
+            <w:r>
+              <w:rPr>
+                <w:rFonts w:ascii="TH SarabunPSK" w:hAnsi="TH SarabunPSK" w:cs="TH SarabunPSK"/>
+                <w:sz w:val="32"/>
+                <w:szCs w:val="32"/>
+                <w:lang w:bidi="th-TH"/>
+              </w:rPr>
+              <w:t>Workshop</w:t>
+            </w:r>
+            <w:r>
+              <w:rPr>
+                <w:rFonts w:ascii="TH SarabunPSK" w:hAnsi="TH SarabunPSK" w:cs="TH SarabunPSK" w:hint="cs"/>
+                <w:sz w:val="32"/>
+                <w:szCs w:val="32"/>
+                <w:lang w:bidi="th-TH"/>
+              </w:rPr>
+              <w:t xml:space="preserve"> Registration Page</w:t>
+            </w:r>
+            <w:r>
+              <w:rPr>
+                <w:rFonts w:ascii="TH SarabunPSK" w:hAnsi="TH SarabunPSK" w:cs="TH SarabunPSK" w:hint="cs"/>
+                <w:sz w:val="32"/>
+                <w:szCs w:val="32"/>
+                <w:cs/>
+                <w:lang w:bidi="th-TH"/>
+              </w:rPr>
+              <w:t>:</w:t>
+            </w:r>
+          </w:p>
+          <w:p>
+            <w:pPr>
+              <w:rPr>
+                <w:rFonts w:ascii="TH SarabunPSK" w:hAnsi="TH SarabunPSK" w:cs="TH SarabunPSK"/>
+                <w:sz w:val="32"/>
+                <w:szCs w:val="32"/>
+                <w:lang w:bidi="th-TH"/>
+              </w:rPr>
+            </w:pPr>
+            <w:r>
+              <w:rPr>
+                <w:rFonts w:ascii="TH SarabunPSK" w:hAnsi="TH SarabunPSK" w:cs="TH SarabunPSK" w:hint="cs"/>
+                <w:sz w:val="32"/>
+                <w:szCs w:val="32"/>
+                <w:cs/>
+                <w:lang w:bidi="th-TH"/>
+              </w:rPr>
+              <w:t xml:space="preserve">เปิดเว็บไซต์ </w:t>
+            </w:r>
+            <w:r>
+              <w:rPr>
+                <w:rFonts w:ascii="TH SarabunPSK" w:hAnsi="TH SarabunPSK" w:cs="TH SarabunPSK" w:hint="cs"/>
+                <w:sz w:val="32"/>
+                <w:szCs w:val="32"/>
+                <w:lang w:bidi="th-TH"/>
+              </w:rPr>
+              <w:t>http</w:t>
+            </w:r>
+            <w:r>
+              <w:rPr>
+                <w:rFonts w:ascii="TH SarabunPSK" w:hAnsi="TH SarabunPSK" w:cs="TH SarabunPSK" w:hint="cs"/>
+                <w:sz w:val="32"/>
+                <w:szCs w:val="32"/>
+                <w:cs/>
+                <w:lang w:bidi="th-TH"/>
+              </w:rPr>
+              <w:t>://</w:t>
+            </w:r>
+            <w:r>
+              <w:rPr>
+                <w:rFonts w:ascii="TH SarabunPSK" w:hAnsi="TH SarabunPSK" w:cs="TH SarabunPSK" w:hint="cs"/>
+                <w:sz w:val="32"/>
+                <w:szCs w:val="32"/>
+                <w:lang w:bidi="th-TH"/>
+              </w:rPr>
+              <w:t>localhost</w:t>
+            </w:r>
+            <w:r>
+              <w:rPr>
+                <w:rFonts w:ascii="TH SarabunPSK" w:hAnsi="TH SarabunPSK" w:cs="TH SarabunPSK" w:hint="cs"/>
+                <w:sz w:val="32"/>
+                <w:szCs w:val="32"/>
+                <w:cs/>
+                <w:lang w:bidi="th-TH"/>
+              </w:rPr>
+              <w:t>:</w:t>
+            </w:r>
+            <w:r>
+              <w:rPr>
+                <w:rFonts w:ascii="TH SarabunPSK" w:hAnsi="TH SarabunPSK" w:cs="TH SarabunPSK" w:hint="cs"/>
+                <w:sz w:val="32"/>
+                <w:szCs w:val="32"/>
+                <w:lang w:bidi="th-TH"/>
+              </w:rPr>
+              <w:t>7272</w:t>
+            </w:r>
+            <w:r>
+              <w:rPr>
+                <w:rFonts w:ascii="TH SarabunPSK" w:hAnsi="TH SarabunPSK" w:cs="TH SarabunPSK" w:hint="cs"/>
+                <w:sz w:val="32"/>
+                <w:szCs w:val="32"/>
+                <w:cs/>
+                <w:lang w:bidi="th-TH"/>
+              </w:rPr>
+              <w:t>/</w:t>
+            </w:r>
+            <w:r>
+              <w:rPr>
+                <w:rFonts w:ascii="TH SarabunPSK" w:hAnsi="TH SarabunPSK" w:cs="TH SarabunPSK" w:hint="cs"/>
+                <w:sz w:val="32"/>
+                <w:szCs w:val="32"/>
+                <w:lang w:bidi="th-TH"/>
+              </w:rPr>
+              <w:t>Lab</w:t>
+            </w:r>
+            <w:r>
+              <w:rPr>
+                <w:rFonts w:ascii="TH SarabunPSK" w:hAnsi="TH SarabunPSK" w:cs="TH SarabunPSK"/>
+                <w:sz w:val="32"/>
+                <w:szCs w:val="32"/>
+                <w:lang w:bidi="th-TH"/>
+              </w:rPr>
+              <w:t>4</w:t>
+            </w:r>
+            <w:r>
+              <w:rPr>
+                <w:rFonts w:ascii="TH SarabunPSK" w:hAnsi="TH SarabunPSK" w:cs="TH SarabunPSK" w:hint="cs"/>
+                <w:sz w:val="32"/>
+                <w:szCs w:val="32"/>
+                <w:cs/>
+                <w:lang w:bidi="th-TH"/>
+              </w:rPr>
+              <w:t>/</w:t>
+            </w:r>
+            <w:r>
+              <w:rPr>
+                <w:rFonts w:ascii="TH SarabunPSK" w:hAnsi="TH SarabunPSK" w:cs="TH SarabunPSK" w:hint="cs"/>
+                <w:sz w:val="32"/>
+                <w:szCs w:val="32"/>
+                <w:lang w:bidi="th-TH"/>
+              </w:rPr>
+              <w:t>Registration</w:t>
+            </w:r>
+            <w:r>
+              <w:rPr>
+                <w:rFonts w:ascii="TH SarabunPSK" w:hAnsi="TH SarabunPSK" w:cs="TH SarabunPSK" w:hint="cs"/>
+                <w:sz w:val="32"/>
+                <w:szCs w:val="32"/>
+                <w:cs/>
+                <w:lang w:bidi="th-TH"/>
+              </w:rPr>
+              <w:t>.</w:t>
+            </w:r>
+            <w:r>
+              <w:rPr>
+                <w:rFonts w:ascii="TH SarabunPSK" w:hAnsi="TH SarabunPSK" w:cs="TH SarabunPSK" w:hint="cs"/>
+                <w:sz w:val="32"/>
+                <w:szCs w:val="32"/>
+                <w:lang w:bidi="th-TH"/>
+              </w:rPr>
+              <w:t>html</w:t>
+            </w:r>
+          </w:p>
+          <w:p>
+            <w:pPr>
+              <w:rPr>
+                <w:rFonts w:ascii="TH SarabunPSK" w:hAnsi="TH SarabunPSK" w:cs="TH SarabunPSK" w:hint="cs"/>
+                <w:sz w:val="32"/>
+                <w:szCs w:val="32"/>
+                <w:lang w:bidi="th-TH"/>
+              </w:rPr>
+            </w:pPr>
+          </w:p>
+        </w:tc>
+        <w:tc>
+          <w:tcPr>
+            <w:tcW w:w="2759" w:type="dxa"/>
+          </w:tcPr>
+          <w:p>
+            <w:pPr>
+              <w:rPr>
+                <w:rFonts w:ascii="TH SarabunPSK" w:hAnsi="TH SarabunPSK" w:cs="TH SarabunPSK"/>
+                <w:sz w:val="32"/>
+                <w:szCs w:val="32"/>
+                <w:lang w:bidi="th-TH"/>
+              </w:rPr>
+            </w:pPr>
+            <w:r>
+              <w:rPr>
+                <w:rFonts w:ascii="TH SarabunPSK" w:hAnsi="TH SarabunPSK" w:cs="TH SarabunPSK" w:hint="cs"/>
+                <w:sz w:val="32"/>
+                <w:szCs w:val="32"/>
+                <w:cs/>
+                <w:lang w:bidi="th-TH"/>
+              </w:rPr>
+              <w:t>แสดงหน้า</w:t>
+            </w:r>
+            <w:r>
+              <w:rPr>
+                <w:rFonts w:ascii="TH SarabunPSK" w:hAnsi="TH SarabunPSK" w:cs="TH SarabunPSK" w:hint="cs"/>
+                <w:sz w:val="32"/>
+                <w:szCs w:val="32"/>
+                <w:lang w:bidi="th-TH"/>
+              </w:rPr>
+              <w:t xml:space="preserve"> </w:t>
+            </w:r>
+          </w:p>
+          <w:p>
+            <w:pPr>
+              <w:rPr>
+                <w:rFonts w:ascii="TH SarabunPSK" w:hAnsi="TH SarabunPSK" w:cs="TH SarabunPSK" w:hint="cs"/>
+                <w:sz w:val="32"/>
+                <w:szCs w:val="32"/>
+                <w:cs/>
+                <w:lang w:bidi="th-TH"/>
+              </w:rPr>
+            </w:pPr>
+            <w:r>
+              <w:rPr>
+                <w:rFonts w:ascii="TH SarabunPSK" w:hAnsi="TH SarabunPSK" w:cs="TH SarabunPSK"/>
+                <w:sz w:val="32"/>
+                <w:szCs w:val="32"/>
+                <w:lang w:bidi="th-TH"/>
+              </w:rPr>
+              <w:t>Workshop</w:t>
+            </w:r>
+            <w:r>
+              <w:rPr>
+                <w:rFonts w:ascii="TH SarabunPSK" w:hAnsi="TH SarabunPSK" w:cs="TH SarabunPSK" w:hint="cs"/>
+                <w:sz w:val="32"/>
+                <w:szCs w:val="32"/>
+                <w:lang w:bidi="th-TH"/>
+              </w:rPr>
+              <w:t xml:space="preserve"> Registration</w:t>
+            </w:r>
+          </w:p>
+        </w:tc>
+        <w:tc>
+          <w:tcPr>
+            <w:tcW w:w="2603" w:type="dxa"/>
+            <w:gridSpan w:val="2"/>
+          </w:tcPr>
+          <w:p>
+            <w:pPr>
+              <w:rPr>
+                <w:rFonts w:ascii="TH SarabunPSK" w:hAnsi="TH SarabunPSK" w:cs="TH SarabunPSK"/>
+                <w:sz w:val="32"/>
+                <w:szCs w:val="32"/>
+                <w:lang w:bidi="th-TH"/>
+              </w:rPr>
+            </w:pPr>
+            <w:r>
+              <w:rPr>
+                <w:rFonts w:ascii="TH SarabunPSK" w:hAnsi="TH SarabunPSK" w:cs="TH SarabunPSK" w:hint="cs"/>
+                <w:sz w:val="32"/>
+                <w:szCs w:val="32"/>
+                <w:cs/>
+                <w:lang w:bidi="th-TH"/>
+              </w:rPr>
+              <w:t>แสดงหน้า</w:t>
+            </w:r>
+            <w:r>
+              <w:rPr>
+                <w:rFonts w:ascii="TH SarabunPSK" w:hAnsi="TH SarabunPSK" w:cs="TH SarabunPSK" w:hint="cs"/>
+                <w:sz w:val="32"/>
+                <w:szCs w:val="32"/>
+                <w:lang w:bidi="th-TH"/>
+              </w:rPr>
+              <w:t xml:space="preserve"> </w:t>
+            </w:r>
+          </w:p>
+          <w:p>
+            <w:pPr>
+              <w:rPr>
+                <w:rFonts w:ascii="TH SarabunPSK" w:hAnsi="TH SarabunPSK" w:cs="TH SarabunPSK" w:hint="cs"/>
+                <w:sz w:val="32"/>
+                <w:szCs w:val="32"/>
+                <w:cs/>
+                <w:lang w:bidi="th-TH"/>
+              </w:rPr>
+            </w:pPr>
+            <w:r>
+              <w:rPr>
+                <w:rFonts w:ascii="TH SarabunPSK" w:hAnsi="TH SarabunPSK" w:cs="TH SarabunPSK"/>
+                <w:sz w:val="32"/>
+                <w:szCs w:val="32"/>
+                <w:lang w:bidi="th-TH"/>
+              </w:rPr>
+              <w:t>Workshop</w:t>
+            </w:r>
+            <w:r>
+              <w:rPr>
+                <w:rFonts w:ascii="TH SarabunPSK" w:hAnsi="TH SarabunPSK" w:cs="TH SarabunPSK" w:hint="cs"/>
+                <w:sz w:val="32"/>
+                <w:szCs w:val="32"/>
+                <w:lang w:bidi="th-TH"/>
+              </w:rPr>
+              <w:t xml:space="preserve"> Registration</w:t>
+            </w:r>
+          </w:p>
+        </w:tc>
+        <w:tc>
+          <w:tcPr>
+            <w:tcW w:w="2279" w:type="dxa"/>
+          </w:tcPr>
+          <w:p>
+            <w:pPr>
+              <w:rPr>
+                <w:rFonts w:ascii="TH SarabunPSK" w:hAnsi="TH SarabunPSK" w:cs="TH SarabunPSK"/>
+                <w:sz w:val="32"/>
+                <w:szCs w:val="32"/>
+                <w:lang w:bidi="th-TH"/>
+              </w:rPr>
+            </w:pPr>
+            <w:r>
+              <w:rPr>
+                <w:rFonts w:ascii="TH SarabunPSK" w:hAnsi="TH SarabunPSK" w:cs="TH SarabunPSK" w:hint="cs"/>
+                <w:noProof/>
+                <w:sz w:val="32"/>
+                <w:szCs w:val="32"/>
+                <w:lang w:bidi="th-TH"/>
+              </w:rPr>
+              <w:drawing>
+                <wp:inline distT="0" distB="0" distL="0" distR="0" wp14:anchorId="3DC4E826" wp14:editId="460ACFE6">
+                  <wp:extent cx="201761" cy="191069"/>
+                  <wp:effectExtent l="0" t="0" r="8255" b="0"/>
+                  <wp:docPr id="715924984" name="Picture 715924984"/>
+                  <wp:cNvGraphicFramePr>
+                    <a:graphicFrameLocks xmlns:a="http://schemas.openxmlformats.org/drawingml/2006/main" noChangeAspect="1"/>
+                  </wp:cNvGraphicFramePr>
+                  <a:graphic xmlns:a="http://schemas.openxmlformats.org/drawingml/2006/main">
+                    <a:graphicData uri="http://schemas.openxmlformats.org/drawingml/2006/picture">
+                      <pic:pic xmlns:pic="http://schemas.openxmlformats.org/drawingml/2006/picture">
+                        <pic:nvPicPr>
+                          <pic:cNvPr id="1" name="th[1].png"/>
+                          <pic:cNvPicPr/>
+                        </pic:nvPicPr>
+                        <pic:blipFill>
+                          <a:blip r:embed="rId8" cstate="print">
+                            <a:extLst>
+                              <a:ext uri="{28A0092B-C50C-407E-A947-70E740481C1C}">
+                                <a14:useLocalDpi xmlns:a14="http://schemas.microsoft.com/office/drawing/2010/main" val="0"/>
+                              </a:ext>
+                            </a:extLst>
+                          </a:blip>
+                          <a:stretch>
+                            <a:fillRect/>
+                          </a:stretch>
+                        </pic:blipFill>
+                        <pic:spPr>
+                          <a:xfrm>
+                            <a:off x="0" y="0"/>
+                            <a:ext cx="214886" cy="203498"/>
+                          </a:xfrm>
+                          <a:prstGeom prst="rect">
+                            <a:avLst/>
+                          </a:prstGeom>
+                        </pic:spPr>
+                      </pic:pic>
+                    </a:graphicData>
+                  </a:graphic>
+                </wp:inline>
+              </w:drawing>
+            </w:r>
           </w:p>
         </w:tc>
         <w:tc>
@@ -11371,6 +13775,63 @@
                 <w:lang w:bidi="th-TH"/>
               </w:rPr>
             </w:pPr>
+            <w:r>
+              <w:rPr>
+                <w:rFonts w:ascii="TH SarabunPSK" w:hAnsi="TH SarabunPSK" w:cs="TH SarabunPSK" w:hint="cs"/>
+                <w:sz w:val="32"/>
+                <w:szCs w:val="32"/>
+                <w:cs/>
+                <w:lang w:bidi="th-TH"/>
+              </w:rPr>
+              <w:t xml:space="preserve">อยู่ที่หน้า </w:t>
+            </w:r>
+            <w:r>
+              <w:rPr>
+                <w:rFonts w:ascii="TH SarabunPSK" w:hAnsi="TH SarabunPSK" w:cs="TH SarabunPSK"/>
+                <w:sz w:val="32"/>
+                <w:szCs w:val="32"/>
+                <w:lang w:bidi="th-TH"/>
+              </w:rPr>
+              <w:t>Workshop</w:t>
+            </w:r>
+            <w:r>
+              <w:rPr>
+                <w:rFonts w:ascii="TH SarabunPSK" w:hAnsi="TH SarabunPSK" w:cs="TH SarabunPSK" w:hint="cs"/>
+                <w:sz w:val="32"/>
+                <w:szCs w:val="32"/>
+                <w:lang w:bidi="th-TH"/>
+              </w:rPr>
+              <w:t xml:space="preserve"> Registration </w:t>
+            </w:r>
+            <w:r>
+              <w:rPr>
+                <w:rFonts w:ascii="TH SarabunPSK" w:hAnsi="TH SarabunPSK" w:cs="TH SarabunPSK" w:hint="cs"/>
+                <w:sz w:val="32"/>
+                <w:szCs w:val="32"/>
+                <w:cs/>
+                <w:lang w:bidi="th-TH"/>
+              </w:rPr>
+              <w:t>เช่นเดิม และมีการแสดงข้อความ “</w:t>
+            </w:r>
+            <w:r>
+              <w:rPr>
+                <w:rFonts w:ascii="TH SarabunPSK" w:hAnsi="TH SarabunPSK" w:cs="TH SarabunPSK" w:hint="cs"/>
+                <w:sz w:val="32"/>
+                <w:szCs w:val="32"/>
+                <w:lang w:bidi="th-TH"/>
+              </w:rPr>
+              <w:t>Please enter your email</w:t>
+            </w:r>
+            <w:r>
+              <w:rPr>
+                <w:rFonts w:ascii="TH SarabunPSK" w:hAnsi="TH SarabunPSK" w:cs="TH SarabunPSK" w:hint="cs"/>
+                <w:sz w:val="32"/>
+                <w:szCs w:val="32"/>
+                <w:cs/>
+                <w:lang w:bidi="th-TH"/>
+              </w:rPr>
+              <w:t>!!”</w:t>
+            </w:r>
           </w:p>
         </w:tc>
         <w:tc>
@@ -11386,6 +13847,56 @@
                 <w:lang w:bidi="th-TH"/>
               </w:rPr>
             </w:pPr>
+            <w:r>
+              <w:rPr>
+                <w:rFonts w:ascii="TH SarabunPSK" w:hAnsi="TH SarabunPSK" w:cs="TH SarabunPSK" w:hint="cs"/>
+                <w:noProof/>
+                <w:sz w:val="32"/>
+                <w:szCs w:val="32"/>
+                <w:lang w:bidi="th-TH"/>
+              </w:rPr>
+              <w:drawing>
+                <wp:inline distT="0" distB="0" distL="0" distR="0" wp14:anchorId="52078FA9" wp14:editId="071F2C13">
+                  <wp:extent cx="201761" cy="191069"/>
+                  <wp:effectExtent l="0" t="0" r="8255" b="0"/>
+                  <wp:docPr id="1973078603" name="Picture 1973078603"/>
+                  <wp:cNvGraphicFramePr>
+                    <a:graphicFrameLocks xmlns:a="http://schemas.openxmlformats.org/drawingml/2006/main" noChangeAspect="1"/>
+                  </wp:cNvGraphicFramePr>
+                  <a:graphic xmlns:a="http://schemas.openxmlformats.org/drawingml/2006/main">
+                    <a:graphicData uri="http://schemas.openxmlformats.org/drawingml/2006/picture">
+                      <pic:pic xmlns:pic="http://schemas.openxmlformats.org/drawingml/2006/picture">
+                        <pic:nvPicPr>
+                          <pic:cNvPr id="1" name="th[1].png"/>
+                          <pic:cNvPicPr/>
+                        </pic:nvPicPr>
+                        <pic:blipFill>
+                          <a:blip r:embed="rId8" cstate="print">
+                            <a:extLst>
+                              <a:ext uri="{28A0092B-C50C-407E-A947-70E740481C1C}">
+                                <a14:useLocalDpi xmlns:a14="http://schemas.microsoft.com/office/drawing/2010/main" val="0"/>
+                              </a:ext>
+                            </a:extLst>
+                          </a:blip>
+                          <a:stretch>
+                            <a:fillRect/>
+                          </a:stretch>
+                        </pic:blipFill>
+                        <pic:spPr>
+                          <a:xfrm>
+                            <a:off x="0" y="0"/>
+                            <a:ext cx="214886" cy="203498"/>
+                          </a:xfrm>
+                          <a:prstGeom prst="rect">
+                            <a:avLst/>
+                          </a:prstGeom>
+                        </pic:spPr>
+                      </pic:pic>
+                    </a:graphicData>
+                  </a:graphic>
+                </wp:inline>
+              </w:drawing>
+            </w:r>
           </w:p>
         </w:tc>
         <w:tc>
@@ -11747,6 +14258,7 @@
                 <w:cs/>
                 <w:lang w:bidi="th-TH"/>
               </w:rPr>
+              <w:lastRenderedPageBreak/>
               <w:t xml:space="preserve">เปิดเว็บไซต์ </w:t>
             </w:r>
             <w:r>
@@ -11886,6 +14398,7 @@
                 <w:cs/>
                 <w:lang w:bidi="th-TH"/>
               </w:rPr>
+              <w:lastRenderedPageBreak/>
               <w:t xml:space="preserve">แสดงหน้า </w:t>
             </w:r>
             <w:r>
@@ -11904,16 +14417,7 @@
                 <w:szCs w:val="32"/>
                 <w:lang w:bidi="th-TH"/>
               </w:rPr>
-              <w:t xml:space="preserve"> </w:t>
-            </w:r>
-            <w:r>
-              <w:rPr>
-                <w:rFonts w:ascii="TH SarabunPSK" w:hAnsi="TH SarabunPSK" w:cs="TH SarabunPSK" w:hint="cs"/>
-                <w:sz w:val="32"/>
-                <w:szCs w:val="32"/>
-                <w:lang w:bidi="th-TH"/>
-              </w:rPr>
-              <w:t>Registration</w:t>
+              <w:t xml:space="preserve"> Registration</w:t>
             </w:r>
           </w:p>
         </w:tc>
@@ -11931,6 +14435,34 @@
                 <w:lang w:bidi="th-TH"/>
               </w:rPr>
             </w:pPr>
+            <w:r>
+              <w:rPr>
+                <w:rFonts w:ascii="TH SarabunPSK" w:hAnsi="TH SarabunPSK" w:cs="TH SarabunPSK" w:hint="cs"/>
+                <w:sz w:val="32"/>
+                <w:szCs w:val="32"/>
+                <w:cs/>
+                <w:lang w:bidi="th-TH"/>
+              </w:rPr>
+              <w:t xml:space="preserve">แสดงหน้า </w:t>
+            </w:r>
+            <w:r>
+              <w:rPr>
+                <w:rFonts w:ascii="TH SarabunPSK" w:hAnsi="TH SarabunPSK" w:cs="TH SarabunPSK"/>
+                <w:sz w:val="32"/>
+                <w:szCs w:val="32"/>
+                <w:lang w:bidi="th-TH"/>
+              </w:rPr>
+              <w:t>Workshop</w:t>
+            </w:r>
+            <w:r>
+              <w:rPr>
+                <w:rFonts w:ascii="TH SarabunPSK" w:hAnsi="TH SarabunPSK" w:cs="TH SarabunPSK" w:hint="cs"/>
+                <w:sz w:val="32"/>
+                <w:szCs w:val="32"/>
+                <w:lang w:bidi="th-TH"/>
+              </w:rPr>
+              <w:t xml:space="preserve"> Registration</w:t>
+            </w:r>
           </w:p>
         </w:tc>
         <w:tc>
@@ -11946,6 +14478,56 @@
                 <w:lang w:bidi="th-TH"/>
               </w:rPr>
             </w:pPr>
+            <w:r>
+              <w:rPr>
+                <w:rFonts w:ascii="TH SarabunPSK" w:hAnsi="TH SarabunPSK" w:cs="TH SarabunPSK" w:hint="cs"/>
+                <w:noProof/>
+                <w:sz w:val="32"/>
+                <w:szCs w:val="32"/>
+                <w:lang w:bidi="th-TH"/>
+              </w:rPr>
+              <w:drawing>
+                <wp:inline distT="0" distB="0" distL="0" distR="0" wp14:anchorId="09DBF4F6" wp14:editId="56513B36">
+                  <wp:extent cx="201761" cy="191069"/>
+                  <wp:effectExtent l="0" t="0" r="8255" b="0"/>
+                  <wp:docPr id="698543450" name="Picture 698543450"/>
+                  <wp:cNvGraphicFramePr>
+                    <a:graphicFrameLocks xmlns:a="http://schemas.openxmlformats.org/drawingml/2006/main" noChangeAspect="1"/>
+                  </wp:cNvGraphicFramePr>
+                  <a:graphic xmlns:a="http://schemas.openxmlformats.org/drawingml/2006/main">
+                    <a:graphicData uri="http://schemas.openxmlformats.org/drawingml/2006/picture">
+                      <pic:pic xmlns:pic="http://schemas.openxmlformats.org/drawingml/2006/picture">
+                        <pic:nvPicPr>
+                          <pic:cNvPr id="1" name="th[1].png"/>
+                          <pic:cNvPicPr/>
+                        </pic:nvPicPr>
+                        <pic:blipFill>
+                          <a:blip r:embed="rId8" cstate="print">
+                            <a:extLst>
+                              <a:ext uri="{28A0092B-C50C-407E-A947-70E740481C1C}">
+                                <a14:useLocalDpi xmlns:a14="http://schemas.microsoft.com/office/drawing/2010/main" val="0"/>
+                              </a:ext>
+                            </a:extLst>
+                          </a:blip>
+                          <a:stretch>
+                            <a:fillRect/>
+                          </a:stretch>
+                        </pic:blipFill>
+                        <pic:spPr>
+                          <a:xfrm>
+                            <a:off x="0" y="0"/>
+                            <a:ext cx="214886" cy="203498"/>
+                          </a:xfrm>
+                          <a:prstGeom prst="rect">
+                            <a:avLst/>
+                          </a:prstGeom>
+                        </pic:spPr>
+                      </pic:pic>
+                    </a:graphicData>
+                  </a:graphic>
+                </wp:inline>
+              </w:drawing>
+            </w:r>
           </w:p>
         </w:tc>
         <w:tc>
@@ -12290,7 +14872,6 @@
                 <w:cs/>
                 <w:lang w:bidi="th-TH"/>
               </w:rPr>
-              <w:lastRenderedPageBreak/>
               <w:t xml:space="preserve">กรอกข้อมูลที่ช่อง </w:t>
             </w:r>
             <w:r>
@@ -12438,7 +15019,6 @@
                 <w:cs/>
                 <w:lang w:bidi="th-TH"/>
               </w:rPr>
-              <w:lastRenderedPageBreak/>
               <w:t xml:space="preserve">อยู่ที่หน้า </w:t>
             </w:r>
             <w:r>
@@ -12504,6 +15084,63 @@
                 <w:lang w:bidi="th-TH"/>
               </w:rPr>
             </w:pPr>
+            <w:r>
+              <w:rPr>
+                <w:rFonts w:ascii="TH SarabunPSK" w:hAnsi="TH SarabunPSK" w:cs="TH SarabunPSK" w:hint="cs"/>
+                <w:sz w:val="32"/>
+                <w:szCs w:val="32"/>
+                <w:cs/>
+                <w:lang w:bidi="th-TH"/>
+              </w:rPr>
+              <w:t xml:space="preserve">อยู่ที่หน้า </w:t>
+            </w:r>
+            <w:r>
+              <w:rPr>
+                <w:rFonts w:ascii="TH SarabunPSK" w:hAnsi="TH SarabunPSK" w:cs="TH SarabunPSK"/>
+                <w:sz w:val="32"/>
+                <w:szCs w:val="32"/>
+                <w:lang w:bidi="th-TH"/>
+              </w:rPr>
+              <w:t>Workshop</w:t>
+            </w:r>
+            <w:r>
+              <w:rPr>
+                <w:rFonts w:ascii="TH SarabunPSK" w:hAnsi="TH SarabunPSK" w:cs="TH SarabunPSK" w:hint="cs"/>
+                <w:sz w:val="32"/>
+                <w:szCs w:val="32"/>
+                <w:lang w:bidi="th-TH"/>
+              </w:rPr>
+              <w:t xml:space="preserve"> Registration </w:t>
+            </w:r>
+            <w:r>
+              <w:rPr>
+                <w:rFonts w:ascii="TH SarabunPSK" w:hAnsi="TH SarabunPSK" w:cs="TH SarabunPSK" w:hint="cs"/>
+                <w:sz w:val="32"/>
+                <w:szCs w:val="32"/>
+                <w:cs/>
+                <w:lang w:bidi="th-TH"/>
+              </w:rPr>
+              <w:t>เช่นเดิม และมีการแสดงข้อความ “</w:t>
+            </w:r>
+            <w:r>
+              <w:rPr>
+                <w:rFonts w:ascii="TH SarabunPSK" w:hAnsi="TH SarabunPSK" w:cs="TH SarabunPSK" w:hint="cs"/>
+                <w:sz w:val="32"/>
+                <w:szCs w:val="32"/>
+                <w:lang w:bidi="th-TH"/>
+              </w:rPr>
+              <w:t>Please enter your phone number</w:t>
+            </w:r>
+            <w:r>
+              <w:rPr>
+                <w:rFonts w:ascii="TH SarabunPSK" w:hAnsi="TH SarabunPSK" w:cs="TH SarabunPSK" w:hint="cs"/>
+                <w:sz w:val="32"/>
+                <w:szCs w:val="32"/>
+                <w:cs/>
+                <w:lang w:bidi="th-TH"/>
+              </w:rPr>
+              <w:t>!!”</w:t>
+            </w:r>
           </w:p>
         </w:tc>
         <w:tc>
@@ -12519,6 +15156,56 @@
                 <w:lang w:bidi="th-TH"/>
               </w:rPr>
             </w:pPr>
+            <w:r>
+              <w:rPr>
+                <w:rFonts w:ascii="TH SarabunPSK" w:hAnsi="TH SarabunPSK" w:cs="TH SarabunPSK" w:hint="cs"/>
+                <w:noProof/>
+                <w:sz w:val="32"/>
+                <w:szCs w:val="32"/>
+                <w:lang w:bidi="th-TH"/>
+              </w:rPr>
+              <w:drawing>
+                <wp:inline distT="0" distB="0" distL="0" distR="0" wp14:anchorId="1BF98F31" wp14:editId="4FF713A1">
+                  <wp:extent cx="201761" cy="191069"/>
+                  <wp:effectExtent l="0" t="0" r="8255" b="0"/>
+                  <wp:docPr id="684757698" name="Picture 684757698"/>
+                  <wp:cNvGraphicFramePr>
+                    <a:graphicFrameLocks xmlns:a="http://schemas.openxmlformats.org/drawingml/2006/main" noChangeAspect="1"/>
+                  </wp:cNvGraphicFramePr>
+                  <a:graphic xmlns:a="http://schemas.openxmlformats.org/drawingml/2006/main">
+                    <a:graphicData uri="http://schemas.openxmlformats.org/drawingml/2006/picture">
+                      <pic:pic xmlns:pic="http://schemas.openxmlformats.org/drawingml/2006/picture">
+                        <pic:nvPicPr>
+                          <pic:cNvPr id="1" name="th[1].png"/>
+                          <pic:cNvPicPr/>
+                        </pic:nvPicPr>
+                        <pic:blipFill>
+                          <a:blip r:embed="rId8" cstate="print">
+                            <a:extLst>
+                              <a:ext uri="{28A0092B-C50C-407E-A947-70E740481C1C}">
+                                <a14:useLocalDpi xmlns:a14="http://schemas.microsoft.com/office/drawing/2010/main" val="0"/>
+                              </a:ext>
+                            </a:extLst>
+                          </a:blip>
+                          <a:stretch>
+                            <a:fillRect/>
+                          </a:stretch>
+                        </pic:blipFill>
+                        <pic:spPr>
+                          <a:xfrm>
+                            <a:off x="0" y="0"/>
+                            <a:ext cx="214886" cy="203498"/>
+                          </a:xfrm>
+                          <a:prstGeom prst="rect">
+                            <a:avLst/>
+                          </a:prstGeom>
+                        </pic:spPr>
+                      </pic:pic>
+                    </a:graphicData>
+                  </a:graphic>
+                </wp:inline>
+              </w:drawing>
+            </w:r>
           </w:p>
         </w:tc>
         <w:tc>
@@ -13037,16 +15724,7 @@
                 <w:szCs w:val="32"/>
                 <w:lang w:bidi="th-TH"/>
               </w:rPr>
-              <w:t xml:space="preserve"> </w:t>
-            </w:r>
-            <w:r>
-              <w:rPr>
-                <w:rFonts w:ascii="TH SarabunPSK" w:hAnsi="TH SarabunPSK" w:cs="TH SarabunPSK" w:hint="cs"/>
-                <w:sz w:val="32"/>
-                <w:szCs w:val="32"/>
-                <w:lang w:bidi="th-TH"/>
-              </w:rPr>
-              <w:t>Registration</w:t>
+              <w:t xml:space="preserve"> Registration</w:t>
             </w:r>
           </w:p>
         </w:tc>
@@ -13064,6 +15742,34 @@
                 <w:lang w:bidi="th-TH"/>
               </w:rPr>
             </w:pPr>
+            <w:r>
+              <w:rPr>
+                <w:rFonts w:ascii="TH SarabunPSK" w:hAnsi="TH SarabunPSK" w:cs="TH SarabunPSK" w:hint="cs"/>
+                <w:sz w:val="32"/>
+                <w:szCs w:val="32"/>
+                <w:cs/>
+                <w:lang w:bidi="th-TH"/>
+              </w:rPr>
+              <w:t xml:space="preserve">แสดงหน้า </w:t>
+            </w:r>
+            <w:r>
+              <w:rPr>
+                <w:rFonts w:ascii="TH SarabunPSK" w:hAnsi="TH SarabunPSK" w:cs="TH SarabunPSK"/>
+                <w:sz w:val="32"/>
+                <w:szCs w:val="32"/>
+                <w:lang w:bidi="th-TH"/>
+              </w:rPr>
+              <w:t>Workshop</w:t>
+            </w:r>
+            <w:r>
+              <w:rPr>
+                <w:rFonts w:ascii="TH SarabunPSK" w:hAnsi="TH SarabunPSK" w:cs="TH SarabunPSK" w:hint="cs"/>
+                <w:sz w:val="32"/>
+                <w:szCs w:val="32"/>
+                <w:lang w:bidi="th-TH"/>
+              </w:rPr>
+              <w:t xml:space="preserve"> Registration</w:t>
+            </w:r>
           </w:p>
         </w:tc>
         <w:tc>
@@ -13079,6 +15785,56 @@
                 <w:lang w:bidi="th-TH"/>
               </w:rPr>
             </w:pPr>
+            <w:r>
+              <w:rPr>
+                <w:rFonts w:ascii="TH SarabunPSK" w:hAnsi="TH SarabunPSK" w:cs="TH SarabunPSK" w:hint="cs"/>
+                <w:noProof/>
+                <w:sz w:val="32"/>
+                <w:szCs w:val="32"/>
+                <w:lang w:bidi="th-TH"/>
+              </w:rPr>
+              <w:drawing>
+                <wp:inline distT="0" distB="0" distL="0" distR="0" wp14:anchorId="661F1679" wp14:editId="51ADFEAA">
+                  <wp:extent cx="201761" cy="191069"/>
+                  <wp:effectExtent l="0" t="0" r="8255" b="0"/>
+                  <wp:docPr id="1109961150" name="Picture 1109961150"/>
+                  <wp:cNvGraphicFramePr>
+                    <a:graphicFrameLocks xmlns:a="http://schemas.openxmlformats.org/drawingml/2006/main" noChangeAspect="1"/>
+                  </wp:cNvGraphicFramePr>
+                  <a:graphic xmlns:a="http://schemas.openxmlformats.org/drawingml/2006/main">
+                    <a:graphicData uri="http://schemas.openxmlformats.org/drawingml/2006/picture">
+                      <pic:pic xmlns:pic="http://schemas.openxmlformats.org/drawingml/2006/picture">
+                        <pic:nvPicPr>
+                          <pic:cNvPr id="1" name="th[1].png"/>
+                          <pic:cNvPicPr/>
+                        </pic:nvPicPr>
+                        <pic:blipFill>
+                          <a:blip r:embed="rId8" cstate="print">
+                            <a:extLst>
+                              <a:ext uri="{28A0092B-C50C-407E-A947-70E740481C1C}">
+                                <a14:useLocalDpi xmlns:a14="http://schemas.microsoft.com/office/drawing/2010/main" val="0"/>
+                              </a:ext>
+                            </a:extLst>
+                          </a:blip>
+                          <a:stretch>
+                            <a:fillRect/>
+                          </a:stretch>
+                        </pic:blipFill>
+                        <pic:spPr>
+                          <a:xfrm>
+                            <a:off x="0" y="0"/>
+                            <a:ext cx="214886" cy="203498"/>
+                          </a:xfrm>
+                          <a:prstGeom prst="rect">
+                            <a:avLst/>
+                          </a:prstGeom>
+                        </pic:spPr>
+                      </pic:pic>
+                    </a:graphicData>
+                  </a:graphic>
+                </wp:inline>
+              </w:drawing>
+            </w:r>
           </w:p>
         </w:tc>
         <w:tc>
@@ -13669,34 +16425,7 @@
                 <w:szCs w:val="32"/>
                 <w:lang w:bidi="th-TH"/>
               </w:rPr>
-              <w:t>Ple</w:t>
-            </w:r>
-            <w:r>
-              <w:rPr>
-                <w:rFonts w:ascii="TH SarabunPSK" w:hAnsi="TH SarabunPSK" w:cs="TH SarabunPSK" w:hint="cs"/>
-                <w:sz w:val="32"/>
-                <w:szCs w:val="32"/>
-                <w:lang w:bidi="th-TH"/>
-              </w:rPr>
-              <w:t>ase enter a valid phone number</w:t>
-            </w:r>
-            <w:r>
-              <w:rPr>
-                <w:rFonts w:ascii="TH SarabunPSK" w:hAnsi="TH SarabunPSK" w:cs="TH SarabunPSK" w:hint="cs"/>
-                <w:sz w:val="32"/>
-                <w:szCs w:val="32"/>
-                <w:lang w:bidi="th-TH"/>
-              </w:rPr>
-              <w:t xml:space="preserve">, </w:t>
-            </w:r>
-            <w:r>
-              <w:rPr>
-                <w:rFonts w:ascii="TH SarabunPSK" w:hAnsi="TH SarabunPSK" w:cs="TH SarabunPSK" w:hint="cs"/>
-                <w:sz w:val="32"/>
-                <w:szCs w:val="32"/>
-                <w:lang w:bidi="th-TH"/>
-              </w:rPr>
-              <w:t>e</w:t>
+              <w:t>Please enter a valid phone number, e</w:t>
             </w:r>
             <w:r>
               <w:rPr>
@@ -13734,16 +16463,7 @@
                 <w:szCs w:val="32"/>
                 <w:lang w:bidi="th-TH"/>
               </w:rPr>
-              <w:t>,</w:t>
-            </w:r>
-            <w:r>
-              <w:rPr>
-                <w:rFonts w:ascii="TH SarabunPSK" w:hAnsi="TH SarabunPSK" w:cs="TH SarabunPSK" w:hint="cs"/>
-                <w:sz w:val="32"/>
-                <w:szCs w:val="32"/>
-                <w:lang w:bidi="th-TH"/>
-              </w:rPr>
-              <w:t xml:space="preserve"> 081</w:t>
+              <w:t>, 081</w:t>
             </w:r>
             <w:r>
               <w:rPr>
@@ -13829,17 +16549,7 @@
                 <w:cs/>
                 <w:lang w:bidi="th-TH"/>
               </w:rPr>
-              <w:t>)</w:t>
-            </w:r>
-            <w:r>
-              <w:rPr>
-                <w:rFonts w:ascii="TH SarabunPSK" w:hAnsi="TH SarabunPSK" w:cs="TH SarabunPSK" w:hint="cs"/>
-                <w:sz w:val="32"/>
-                <w:szCs w:val="32"/>
-                <w:cs/>
-                <w:lang w:bidi="th-TH"/>
-              </w:rPr>
-              <w:t>”</w:t>
+              <w:t>)”</w:t>
             </w:r>
           </w:p>
         </w:tc>
@@ -13857,6 +16567,62 @@
                 <w:lang w:bidi="th-TH"/>
               </w:rPr>
             </w:pPr>
+            <w:r>
+              <w:rPr>
+                <w:rFonts w:ascii="TH SarabunPSK" w:hAnsi="TH SarabunPSK" w:cs="TH SarabunPSK" w:hint="cs"/>
+                <w:sz w:val="32"/>
+                <w:szCs w:val="32"/>
+                <w:cs/>
+                <w:lang w:bidi="th-TH"/>
+              </w:rPr>
+              <w:t xml:space="preserve">อยู่ที่หน้า </w:t>
+            </w:r>
+            <w:r>
+              <w:rPr>
+                <w:rFonts w:ascii="TH SarabunPSK" w:hAnsi="TH SarabunPSK" w:cs="TH SarabunPSK"/>
+                <w:sz w:val="32"/>
+                <w:szCs w:val="32"/>
+                <w:lang w:bidi="th-TH"/>
+              </w:rPr>
+              <w:t>Workshop</w:t>
+            </w:r>
+            <w:r>
+              <w:rPr>
+                <w:rFonts w:ascii="TH SarabunPSK" w:hAnsi="TH SarabunPSK" w:cs="TH SarabunPSK" w:hint="cs"/>
+                <w:sz w:val="32"/>
+                <w:szCs w:val="32"/>
+                <w:lang w:bidi="th-TH"/>
+              </w:rPr>
+              <w:t xml:space="preserve"> Registration </w:t>
+            </w:r>
+            <w:r>
+              <w:rPr>
+                <w:rFonts w:ascii="TH SarabunPSK" w:hAnsi="TH SarabunPSK" w:cs="TH SarabunPSK" w:hint="cs"/>
+                <w:sz w:val="32"/>
+                <w:szCs w:val="32"/>
+                <w:cs/>
+                <w:lang w:bidi="th-TH"/>
+              </w:rPr>
+              <w:t>เช่นเดิม และมีการแสดงข้อความ “</w:t>
+            </w:r>
+            <w:r>
+              <w:rPr>
+                <w:rFonts w:ascii="TH SarabunPSK" w:hAnsi="TH SarabunPSK" w:cs="TH SarabunPSK" w:hint="cs"/>
+                <w:sz w:val="32"/>
+                <w:szCs w:val="32"/>
+                <w:lang w:bidi="th-TH"/>
+              </w:rPr>
+              <w:t>Please enter a valid phone number</w:t>
+            </w:r>
+            <w:r>
+              <w:rPr>
+                <w:rFonts w:ascii="TH SarabunPSK" w:hAnsi="TH SarabunPSK" w:cs="TH SarabunPSK"/>
+                <w:sz w:val="32"/>
+                <w:szCs w:val="32"/>
+                <w:lang w:bidi="th-TH"/>
+              </w:rPr>
+              <w:t>!!</w:t>
+            </w:r>
           </w:p>
         </w:tc>
         <w:tc>
@@ -13872,6 +16638,56 @@
                 <w:lang w:bidi="th-TH"/>
               </w:rPr>
             </w:pPr>
+            <w:r>
+              <w:rPr>
+                <w:rFonts w:ascii="TH SarabunPSK" w:hAnsi="TH SarabunPSK" w:cs="TH SarabunPSK" w:hint="cs"/>
+                <w:noProof/>
+                <w:sz w:val="32"/>
+                <w:szCs w:val="32"/>
+                <w:lang w:bidi="th-TH"/>
+              </w:rPr>
+              <w:drawing>
+                <wp:inline distT="0" distB="0" distL="0" distR="0" wp14:anchorId="578DAB16" wp14:editId="70E94CFF">
+                  <wp:extent cx="201761" cy="191069"/>
+                  <wp:effectExtent l="0" t="0" r="8255" b="0"/>
+                  <wp:docPr id="797637119" name="Picture 797637119"/>
+                  <wp:cNvGraphicFramePr>
+                    <a:graphicFrameLocks xmlns:a="http://schemas.openxmlformats.org/drawingml/2006/main" noChangeAspect="1"/>
+                  </wp:cNvGraphicFramePr>
+                  <a:graphic xmlns:a="http://schemas.openxmlformats.org/drawingml/2006/main">
+                    <a:graphicData uri="http://schemas.openxmlformats.org/drawingml/2006/picture">
+                      <pic:pic xmlns:pic="http://schemas.openxmlformats.org/drawingml/2006/picture">
+                        <pic:nvPicPr>
+                          <pic:cNvPr id="1" name="th[1].png"/>
+                          <pic:cNvPicPr/>
+                        </pic:nvPicPr>
+                        <pic:blipFill>
+                          <a:blip r:embed="rId8" cstate="print">
+                            <a:extLst>
+                              <a:ext uri="{28A0092B-C50C-407E-A947-70E740481C1C}">
+                                <a14:useLocalDpi xmlns:a14="http://schemas.microsoft.com/office/drawing/2010/main" val="0"/>
+                              </a:ext>
+                            </a:extLst>
+                          </a:blip>
+                          <a:stretch>
+                            <a:fillRect/>
+                          </a:stretch>
+                        </pic:blipFill>
+                        <pic:spPr>
+                          <a:xfrm>
+                            <a:off x="0" y="0"/>
+                            <a:ext cx="214886" cy="203498"/>
+                          </a:xfrm>
+                          <a:prstGeom prst="rect">
+                            <a:avLst/>
+                          </a:prstGeom>
+                        </pic:spPr>
+                      </pic:pic>
+                    </a:graphicData>
+                  </a:graphic>
+                </wp:inline>
+              </w:drawing>
+            </w:r>
           </w:p>
         </w:tc>
         <w:tc>
@@ -13887,6 +16703,16 @@
                 <w:lang w:bidi="th-TH"/>
               </w:rPr>
             </w:pPr>
+            <w:r>
+              <w:rPr>
+                <w:rFonts w:ascii="TH SarabunPSK" w:hAnsi="TH SarabunPSK" w:cs="TH SarabunPSK" w:hint="cs"/>
+                <w:sz w:val="32"/>
+                <w:szCs w:val="32"/>
+                <w:cs/>
+                <w:lang w:bidi="th-TH"/>
+              </w:rPr>
+              <w:t>เคสนี้ไม่มีการแสดงตัวอย่าง</w:t>
+            </w:r>
           </w:p>
         </w:tc>
       </w:tr>
@@ -13908,6 +16734,7 @@
           <w:szCs w:val="32"/>
           <w:lang w:bidi="th-TH"/>
         </w:rPr>
+        <w:lastRenderedPageBreak/>
         <w:t>5</w:t>
       </w:r>
       <w:r>
@@ -14371,6 +17198,15 @@
                 <w:lang w:bidi="th-TH"/>
               </w:rPr>
             </w:pPr>
+            <w:r>
+              <w:rPr>
+                <w:rFonts w:ascii="TH SarabunPSK" w:hAnsi="TH SarabunPSK" w:cs="TH SarabunPSK"/>
+                <w:sz w:val="32"/>
+                <w:szCs w:val="32"/>
+                <w:lang w:bidi="th-TH"/>
+              </w:rPr>
+              <w:t>4</w:t>
+            </w:r>
           </w:p>
         </w:tc>
         <w:tc>
@@ -14386,6 +17222,15 @@
                 <w:lang w:bidi="th-TH"/>
               </w:rPr>
             </w:pPr>
+            <w:r>
+              <w:rPr>
+                <w:rFonts w:ascii="TH SarabunPSK" w:hAnsi="TH SarabunPSK" w:cs="TH SarabunPSK"/>
+                <w:sz w:val="32"/>
+                <w:szCs w:val="32"/>
+                <w:lang w:bidi="th-TH"/>
+              </w:rPr>
+              <w:t>4</w:t>
+            </w:r>
           </w:p>
         </w:tc>
         <w:tc>
@@ -14623,6 +17468,15 @@
                 <w:lang w:bidi="th-TH"/>
               </w:rPr>
             </w:pPr>
+            <w:r>
+              <w:rPr>
+                <w:rFonts w:ascii="TH SarabunPSK" w:hAnsi="TH SarabunPSK" w:cs="TH SarabunPSK"/>
+                <w:sz w:val="32"/>
+                <w:szCs w:val="32"/>
+                <w:lang w:bidi="th-TH"/>
+              </w:rPr>
+              <w:t>12</w:t>
+            </w:r>
           </w:p>
         </w:tc>
         <w:tc>
@@ -14641,6 +17495,15 @@
                 <w:lang w:bidi="th-TH"/>
               </w:rPr>
             </w:pPr>
+            <w:r>
+              <w:rPr>
+                <w:rFonts w:ascii="TH SarabunPSK" w:hAnsi="TH SarabunPSK" w:cs="TH SarabunPSK"/>
+                <w:sz w:val="32"/>
+                <w:szCs w:val="32"/>
+                <w:lang w:bidi="th-TH"/>
+              </w:rPr>
+              <w:t>12</w:t>
+            </w:r>
           </w:p>
         </w:tc>
         <w:tc>
@@ -14713,6 +17576,15 @@
                 <w:lang w:bidi="th-TH"/>
               </w:rPr>
             </w:pPr>
+            <w:r>
+              <w:rPr>
+                <w:rFonts w:ascii="TH SarabunPSK" w:hAnsi="TH SarabunPSK" w:cs="TH SarabunPSK"/>
+                <w:sz w:val="32"/>
+                <w:szCs w:val="32"/>
+                <w:lang w:bidi="th-TH"/>
+              </w:rPr>
+              <w:t>1</w:t>
+            </w:r>
           </w:p>
         </w:tc>
         <w:tc>
@@ -14769,7 +17641,6 @@
                 <w:cs/>
                 <w:lang w:bidi="th-TH"/>
               </w:rPr>
-              <w:lastRenderedPageBreak/>
               <w:t>รวม</w:t>
             </w:r>
           </w:p>
@@ -14793,6 +17664,15 @@
                 <w:lang w:bidi="th-TH"/>
               </w:rPr>
             </w:pPr>
+            <w:r>
+              <w:rPr>
+                <w:rFonts w:ascii="TH SarabunPSK" w:hAnsi="TH SarabunPSK" w:cs="TH SarabunPSK"/>
+                <w:sz w:val="32"/>
+                <w:szCs w:val="32"/>
+                <w:lang w:bidi="th-TH"/>
+              </w:rPr>
+              <w:t>16</w:t>
+            </w:r>
           </w:p>
         </w:tc>
         <w:tc>
@@ -14814,6 +17694,15 @@
                 <w:lang w:bidi="th-TH"/>
               </w:rPr>
             </w:pPr>
+            <w:r>
+              <w:rPr>
+                <w:rFonts w:ascii="TH SarabunPSK" w:hAnsi="TH SarabunPSK" w:cs="TH SarabunPSK"/>
+                <w:sz w:val="32"/>
+                <w:szCs w:val="32"/>
+                <w:lang w:bidi="th-TH"/>
+              </w:rPr>
+              <w:t>16</w:t>
+            </w:r>
           </w:p>
         </w:tc>
         <w:tc>
@@ -14898,6 +17787,15 @@
                 <w:lang w:bidi="th-TH"/>
               </w:rPr>
             </w:pPr>
+            <w:r>
+              <w:rPr>
+                <w:rFonts w:ascii="TH SarabunPSK" w:hAnsi="TH SarabunPSK" w:cs="TH SarabunPSK"/>
+                <w:sz w:val="32"/>
+                <w:szCs w:val="32"/>
+                <w:lang w:bidi="th-TH"/>
+              </w:rPr>
+              <w:t>1</w:t>
+            </w:r>
           </w:p>
         </w:tc>
         <w:tc>
@@ -17418,11 +20316,11 @@
   <w:style w:type="paragraph" w:default="1" w:styleId="Normal">
     <w:name w:val="Normal"/>
     <w:qFormat/>
+    <w:rsid w:val="0041104D"/>
   </w:style>
   <w:style w:type="character" w:default="1" w:styleId="DefaultParagraphFont">
     <w:name w:val="Default Paragraph Font"/>
     <w:uiPriority w:val="1"/>
-    <w:semiHidden/>
     <w:unhideWhenUsed/>
   </w:style>
   <w:style w:type="table" w:default="1" w:styleId="TableNormal">

--- a/Lab4_TestScript.docx
+++ b/Lab4_TestScript.docx
@@ -1415,7 +1415,7 @@
         <w:spacing w:before="240" w:line="240" w:lineRule="auto"/>
         <w:ind w:left="357"/>
         <w:rPr>
-          <w:rFonts w:ascii="TH SarabunPSK" w:hAnsi="TH SarabunPSK" w:cs="TH SarabunPSK" w:hint="cs"/>
+          <w:rFonts w:ascii="TH SarabunPSK" w:hAnsi="TH SarabunPSK" w:cs="TH SarabunPSK"/>
           <w:sz w:val="32"/>
           <w:szCs w:val="32"/>
           <w:cs/>
@@ -1550,16 +1550,7 @@
           <w:szCs w:val="32"/>
           <w:lang w:bidi="th-TH"/>
         </w:rPr>
-        <w:t>S</w:t>
-      </w:r>
-      <w:r>
-        <w:rPr>
-          <w:rFonts w:ascii="TH SarabunPSK" w:hAnsi="TH SarabunPSK" w:cs="TH SarabunPSK"/>
-          <w:sz w:val="32"/>
-          <w:szCs w:val="32"/>
-          <w:lang w:bidi="th-TH"/>
-        </w:rPr>
-        <w:t>elenium</w:t>
+        <w:t>Selenium</w:t>
       </w:r>
       <w:r>
         <w:rPr>
@@ -1585,7 +1576,7 @@
         <w:pStyle w:val="ListParagraph"/>
         <w:ind w:left="360"/>
         <w:rPr>
-          <w:rFonts w:ascii="TH SarabunPSK" w:hAnsi="TH SarabunPSK" w:cs="TH SarabunPSK" w:hint="cs"/>
+          <w:rFonts w:ascii="TH SarabunPSK" w:hAnsi="TH SarabunPSK" w:cs="TH SarabunPSK"/>
           <w:sz w:val="32"/>
           <w:szCs w:val="32"/>
           <w:lang w:bidi="th-TH"/>
@@ -1697,7 +1688,7 @@
         <w:pStyle w:val="ListParagraph"/>
         <w:ind w:left="360"/>
         <w:rPr>
-          <w:rFonts w:ascii="TH SarabunPSK" w:hAnsi="TH SarabunPSK" w:cs="TH SarabunPSK" w:hint="cs"/>
+          <w:rFonts w:ascii="TH SarabunPSK" w:hAnsi="TH SarabunPSK" w:cs="TH SarabunPSK"/>
           <w:sz w:val="32"/>
           <w:szCs w:val="32"/>
         </w:rPr>
@@ -2136,8 +2127,16 @@
     </w:p>
     <w:p>
       <w:pPr>
-        <w:pStyle w:val="ListParagraph"/>
-        <w:ind w:left="360"/>
+        <w:rPr>
+          <w:rFonts w:ascii="TH SarabunPSK" w:hAnsi="TH SarabunPSK" w:cs="TH SarabunPSK"/>
+          <w:sz w:val="32"/>
+          <w:szCs w:val="32"/>
+          <w:lang w:bidi="th-TH"/>
+        </w:rPr>
+      </w:pPr>
+    </w:p>
+    <w:p>
+      <w:pPr>
         <w:rPr>
           <w:rFonts w:ascii="TH SarabunPSK" w:hAnsi="TH SarabunPSK" w:cs="TH SarabunPSK"/>
           <w:sz w:val="32"/>
@@ -2154,10 +2153,10 @@
           <w:lang w:bidi="th-TH"/>
         </w:rPr>
         <w:drawing>
-          <wp:inline distT="0" distB="0" distL="0" distR="0" wp14:anchorId="11306A71" wp14:editId="4AD42A1C">
-            <wp:extent cx="5943600" cy="1640205"/>
+          <wp:inline distT="0" distB="0" distL="0" distR="0" wp14:anchorId="0243A03C" wp14:editId="337B21EC">
+            <wp:extent cx="5943600" cy="2217420"/>
             <wp:effectExtent l="0" t="0" r="0" b="0"/>
-            <wp:docPr id="1117883860" name="Picture 1"/>
+            <wp:docPr id="1536334652" name="Picture 1"/>
             <wp:cNvGraphicFramePr>
               <a:graphicFrameLocks xmlns:a="http://schemas.openxmlformats.org/drawingml/2006/main" noChangeAspect="1"/>
             </wp:cNvGraphicFramePr>
@@ -2165,7 +2164,7 @@
               <a:graphicData uri="http://schemas.openxmlformats.org/drawingml/2006/picture">
                 <pic:pic xmlns:pic="http://schemas.openxmlformats.org/drawingml/2006/picture">
                   <pic:nvPicPr>
-                    <pic:cNvPr id="1117883860" name=""/>
+                    <pic:cNvPr id="1536334652" name=""/>
                     <pic:cNvPicPr/>
                   </pic:nvPicPr>
                   <pic:blipFill>
@@ -2177,7 +2176,7 @@
                   <pic:spPr>
                     <a:xfrm>
                       <a:off x="0" y="0"/>
-                      <a:ext cx="5943600" cy="1640205"/>
+                      <a:ext cx="5943600" cy="2217420"/>
                     </a:xfrm>
                     <a:prstGeom prst="rect">
                       <a:avLst/>
@@ -2192,14 +2191,19 @@
     </w:p>
     <w:p>
       <w:pPr>
-        <w:pStyle w:val="ListParagraph"/>
-        <w:ind w:left="360"/>
         <w:rPr>
           <w:rFonts w:ascii="TH SarabunPSK" w:hAnsi="TH SarabunPSK" w:cs="TH SarabunPSK"/>
           <w:sz w:val="32"/>
           <w:szCs w:val="32"/>
           <w:lang w:bidi="th-TH"/>
         </w:rPr>
+        <w:sectPr>
+          <w:headerReference w:type="default" r:id="rId11"/>
+          <w:pgSz w:w="12240" w:h="15840"/>
+          <w:pgMar w:top="1440" w:right="1440" w:bottom="1440" w:left="1440" w:header="720" w:footer="720" w:gutter="0"/>
+          <w:cols w:space="720"/>
+          <w:docGrid w:linePitch="360"/>
+        </w:sectPr>
       </w:pPr>
       <w:r>
         <w:rPr>
@@ -2208,11 +2212,12 @@
           <w:szCs w:val="32"/>
           <w:lang w:bidi="th-TH"/>
         </w:rPr>
+        <w:lastRenderedPageBreak/>
         <w:drawing>
-          <wp:inline distT="0" distB="0" distL="0" distR="0" wp14:anchorId="2FE10327" wp14:editId="45E8948F">
-            <wp:extent cx="5943600" cy="1196975"/>
-            <wp:effectExtent l="0" t="0" r="0" b="3175"/>
-            <wp:docPr id="1092686184" name="Picture 1"/>
+          <wp:inline distT="0" distB="0" distL="0" distR="0" wp14:anchorId="2DE4A97B" wp14:editId="4DED63BC">
+            <wp:extent cx="5943600" cy="4667885"/>
+            <wp:effectExtent l="0" t="0" r="0" b="0"/>
+            <wp:docPr id="1661622130" name="Picture 1"/>
             <wp:cNvGraphicFramePr>
               <a:graphicFrameLocks xmlns:a="http://schemas.openxmlformats.org/drawingml/2006/main" noChangeAspect="1"/>
             </wp:cNvGraphicFramePr>
@@ -2220,11 +2225,11 @@
               <a:graphicData uri="http://schemas.openxmlformats.org/drawingml/2006/picture">
                 <pic:pic xmlns:pic="http://schemas.openxmlformats.org/drawingml/2006/picture">
                   <pic:nvPicPr>
-                    <pic:cNvPr id="1092686184" name=""/>
+                    <pic:cNvPr id="1661622130" name=""/>
                     <pic:cNvPicPr/>
                   </pic:nvPicPr>
                   <pic:blipFill>
-                    <a:blip r:embed="rId11"/>
+                    <a:blip r:embed="rId12"/>
                     <a:stretch>
                       <a:fillRect/>
                     </a:stretch>
@@ -2232,7 +2237,7 @@
                   <pic:spPr>
                     <a:xfrm>
                       <a:off x="0" y="0"/>
-                      <a:ext cx="5943600" cy="1196975"/>
+                      <a:ext cx="5943600" cy="4667885"/>
                     </a:xfrm>
                     <a:prstGeom prst="rect">
                       <a:avLst/>
@@ -2244,387 +2249,6 @@
           </wp:inline>
         </w:drawing>
       </w:r>
-    </w:p>
-    <w:p>
-      <w:pPr>
-        <w:pStyle w:val="ListParagraph"/>
-        <w:ind w:left="360"/>
-        <w:rPr>
-          <w:rFonts w:ascii="TH SarabunPSK" w:hAnsi="TH SarabunPSK" w:cs="TH SarabunPSK" w:hint="cs"/>
-          <w:sz w:val="32"/>
-          <w:szCs w:val="32"/>
-          <w:cs/>
-          <w:lang w:bidi="th-TH"/>
-        </w:rPr>
-      </w:pPr>
-      <w:r>
-        <w:rPr>
-          <w:rFonts w:ascii="TH SarabunPSK" w:hAnsi="TH SarabunPSK" w:cs="TH SarabunPSK"/>
-          <w:sz w:val="32"/>
-          <w:szCs w:val="32"/>
-          <w:lang w:bidi="th-TH"/>
-        </w:rPr>
-        <w:lastRenderedPageBreak/>
-        <w:drawing>
-          <wp:inline distT="0" distB="0" distL="0" distR="0" wp14:anchorId="3655D21E" wp14:editId="71D940FA">
-            <wp:extent cx="5943600" cy="1664970"/>
-            <wp:effectExtent l="0" t="0" r="0" b="0"/>
-            <wp:docPr id="1176743438" name="Picture 1"/>
-            <wp:cNvGraphicFramePr>
-              <a:graphicFrameLocks xmlns:a="http://schemas.openxmlformats.org/drawingml/2006/main" noChangeAspect="1"/>
-            </wp:cNvGraphicFramePr>
-            <a:graphic xmlns:a="http://schemas.openxmlformats.org/drawingml/2006/main">
-              <a:graphicData uri="http://schemas.openxmlformats.org/drawingml/2006/picture">
-                <pic:pic xmlns:pic="http://schemas.openxmlformats.org/drawingml/2006/picture">
-                  <pic:nvPicPr>
-                    <pic:cNvPr id="1176743438" name=""/>
-                    <pic:cNvPicPr/>
-                  </pic:nvPicPr>
-                  <pic:blipFill>
-                    <a:blip r:embed="rId12"/>
-                    <a:stretch>
-                      <a:fillRect/>
-                    </a:stretch>
-                  </pic:blipFill>
-                  <pic:spPr>
-                    <a:xfrm>
-                      <a:off x="0" y="0"/>
-                      <a:ext cx="5943600" cy="1664970"/>
-                    </a:xfrm>
-                    <a:prstGeom prst="rect">
-                      <a:avLst/>
-                    </a:prstGeom>
-                  </pic:spPr>
-                </pic:pic>
-              </a:graphicData>
-            </a:graphic>
-          </wp:inline>
-        </w:drawing>
-      </w:r>
-    </w:p>
-    <w:p>
-      <w:pPr>
-        <w:pStyle w:val="ListParagraph"/>
-        <w:ind w:left="360"/>
-        <w:rPr>
-          <w:rFonts w:ascii="TH SarabunPSK" w:hAnsi="TH SarabunPSK" w:cs="TH SarabunPSK"/>
-          <w:sz w:val="32"/>
-          <w:szCs w:val="32"/>
-          <w:lang w:bidi="th-TH"/>
-        </w:rPr>
-      </w:pPr>
-      <w:r>
-        <w:rPr>
-          <w:rFonts w:ascii="TH SarabunPSK" w:hAnsi="TH SarabunPSK" w:cs="TH SarabunPSK"/>
-          <w:sz w:val="32"/>
-          <w:szCs w:val="32"/>
-          <w:lang w:bidi="th-TH"/>
-        </w:rPr>
-        <w:drawing>
-          <wp:inline distT="0" distB="0" distL="0" distR="0" wp14:anchorId="3816C619" wp14:editId="4BB76DE2">
-            <wp:extent cx="5943600" cy="1725930"/>
-            <wp:effectExtent l="0" t="0" r="0" b="7620"/>
-            <wp:docPr id="56817854" name="Picture 1"/>
-            <wp:cNvGraphicFramePr>
-              <a:graphicFrameLocks xmlns:a="http://schemas.openxmlformats.org/drawingml/2006/main" noChangeAspect="1"/>
-            </wp:cNvGraphicFramePr>
-            <a:graphic xmlns:a="http://schemas.openxmlformats.org/drawingml/2006/main">
-              <a:graphicData uri="http://schemas.openxmlformats.org/drawingml/2006/picture">
-                <pic:pic xmlns:pic="http://schemas.openxmlformats.org/drawingml/2006/picture">
-                  <pic:nvPicPr>
-                    <pic:cNvPr id="56817854" name=""/>
-                    <pic:cNvPicPr/>
-                  </pic:nvPicPr>
-                  <pic:blipFill>
-                    <a:blip r:embed="rId13"/>
-                    <a:stretch>
-                      <a:fillRect/>
-                    </a:stretch>
-                  </pic:blipFill>
-                  <pic:spPr>
-                    <a:xfrm>
-                      <a:off x="0" y="0"/>
-                      <a:ext cx="5943600" cy="1725930"/>
-                    </a:xfrm>
-                    <a:prstGeom prst="rect">
-                      <a:avLst/>
-                    </a:prstGeom>
-                  </pic:spPr>
-                </pic:pic>
-              </a:graphicData>
-            </a:graphic>
-          </wp:inline>
-        </w:drawing>
-      </w:r>
-    </w:p>
-    <w:p>
-      <w:pPr>
-        <w:pStyle w:val="ListParagraph"/>
-        <w:ind w:left="360"/>
-        <w:rPr>
-          <w:rFonts w:ascii="TH SarabunPSK" w:hAnsi="TH SarabunPSK" w:cs="TH SarabunPSK"/>
-          <w:sz w:val="32"/>
-          <w:szCs w:val="32"/>
-          <w:lang w:bidi="th-TH"/>
-        </w:rPr>
-      </w:pPr>
-      <w:r>
-        <w:rPr>
-          <w:rFonts w:ascii="TH SarabunPSK" w:hAnsi="TH SarabunPSK" w:cs="TH SarabunPSK"/>
-          <w:sz w:val="32"/>
-          <w:szCs w:val="32"/>
-          <w:lang w:bidi="th-TH"/>
-        </w:rPr>
-        <w:drawing>
-          <wp:inline distT="0" distB="0" distL="0" distR="0" wp14:anchorId="04EFCB08" wp14:editId="096CD568">
-            <wp:extent cx="5943600" cy="1345565"/>
-            <wp:effectExtent l="0" t="0" r="0" b="6985"/>
-            <wp:docPr id="1040945650" name="Picture 1"/>
-            <wp:cNvGraphicFramePr>
-              <a:graphicFrameLocks xmlns:a="http://schemas.openxmlformats.org/drawingml/2006/main" noChangeAspect="1"/>
-            </wp:cNvGraphicFramePr>
-            <a:graphic xmlns:a="http://schemas.openxmlformats.org/drawingml/2006/main">
-              <a:graphicData uri="http://schemas.openxmlformats.org/drawingml/2006/picture">
-                <pic:pic xmlns:pic="http://schemas.openxmlformats.org/drawingml/2006/picture">
-                  <pic:nvPicPr>
-                    <pic:cNvPr id="1040945650" name=""/>
-                    <pic:cNvPicPr/>
-                  </pic:nvPicPr>
-                  <pic:blipFill>
-                    <a:blip r:embed="rId14"/>
-                    <a:stretch>
-                      <a:fillRect/>
-                    </a:stretch>
-                  </pic:blipFill>
-                  <pic:spPr>
-                    <a:xfrm>
-                      <a:off x="0" y="0"/>
-                      <a:ext cx="5943600" cy="1345565"/>
-                    </a:xfrm>
-                    <a:prstGeom prst="rect">
-                      <a:avLst/>
-                    </a:prstGeom>
-                  </pic:spPr>
-                </pic:pic>
-              </a:graphicData>
-            </a:graphic>
-          </wp:inline>
-        </w:drawing>
-      </w:r>
-    </w:p>
-    <w:p>
-      <w:pPr>
-        <w:pStyle w:val="ListParagraph"/>
-        <w:ind w:left="360"/>
-        <w:rPr>
-          <w:rFonts w:ascii="TH SarabunPSK" w:hAnsi="TH SarabunPSK" w:cs="TH SarabunPSK"/>
-          <w:sz w:val="32"/>
-          <w:szCs w:val="32"/>
-          <w:lang w:bidi="th-TH"/>
-        </w:rPr>
-      </w:pPr>
-      <w:r>
-        <w:rPr>
-          <w:rFonts w:ascii="TH SarabunPSK" w:hAnsi="TH SarabunPSK" w:cs="TH SarabunPSK"/>
-          <w:sz w:val="32"/>
-          <w:szCs w:val="32"/>
-          <w:lang w:bidi="th-TH"/>
-        </w:rPr>
-        <w:drawing>
-          <wp:inline distT="0" distB="0" distL="0" distR="0" wp14:anchorId="188F7B61" wp14:editId="52D5E739">
-            <wp:extent cx="5943600" cy="1835785"/>
-            <wp:effectExtent l="0" t="0" r="0" b="0"/>
-            <wp:docPr id="1061741611" name="Picture 1"/>
-            <wp:cNvGraphicFramePr>
-              <a:graphicFrameLocks xmlns:a="http://schemas.openxmlformats.org/drawingml/2006/main" noChangeAspect="1"/>
-            </wp:cNvGraphicFramePr>
-            <a:graphic xmlns:a="http://schemas.openxmlformats.org/drawingml/2006/main">
-              <a:graphicData uri="http://schemas.openxmlformats.org/drawingml/2006/picture">
-                <pic:pic xmlns:pic="http://schemas.openxmlformats.org/drawingml/2006/picture">
-                  <pic:nvPicPr>
-                    <pic:cNvPr id="1061741611" name=""/>
-                    <pic:cNvPicPr/>
-                  </pic:nvPicPr>
-                  <pic:blipFill>
-                    <a:blip r:embed="rId15"/>
-                    <a:stretch>
-                      <a:fillRect/>
-                    </a:stretch>
-                  </pic:blipFill>
-                  <pic:spPr>
-                    <a:xfrm>
-                      <a:off x="0" y="0"/>
-                      <a:ext cx="5943600" cy="1835785"/>
-                    </a:xfrm>
-                    <a:prstGeom prst="rect">
-                      <a:avLst/>
-                    </a:prstGeom>
-                  </pic:spPr>
-                </pic:pic>
-              </a:graphicData>
-            </a:graphic>
-          </wp:inline>
-        </w:drawing>
-      </w:r>
-    </w:p>
-    <w:p>
-      <w:pPr>
-        <w:pStyle w:val="ListParagraph"/>
-        <w:ind w:left="360"/>
-        <w:rPr>
-          <w:rFonts w:ascii="TH SarabunPSK" w:hAnsi="TH SarabunPSK" w:cs="TH SarabunPSK"/>
-          <w:sz w:val="32"/>
-          <w:szCs w:val="32"/>
-          <w:lang w:bidi="th-TH"/>
-        </w:rPr>
-      </w:pPr>
-      <w:r>
-        <w:rPr>
-          <w:rFonts w:ascii="TH SarabunPSK" w:hAnsi="TH SarabunPSK" w:cs="TH SarabunPSK"/>
-          <w:sz w:val="32"/>
-          <w:szCs w:val="32"/>
-          <w:lang w:bidi="th-TH"/>
-        </w:rPr>
-        <w:lastRenderedPageBreak/>
-        <w:drawing>
-          <wp:inline distT="0" distB="0" distL="0" distR="0" wp14:anchorId="2DFAED6B" wp14:editId="38205D91">
-            <wp:extent cx="5943600" cy="1654175"/>
-            <wp:effectExtent l="0" t="0" r="0" b="3175"/>
-            <wp:docPr id="984615544" name="Picture 1"/>
-            <wp:cNvGraphicFramePr>
-              <a:graphicFrameLocks xmlns:a="http://schemas.openxmlformats.org/drawingml/2006/main" noChangeAspect="1"/>
-            </wp:cNvGraphicFramePr>
-            <a:graphic xmlns:a="http://schemas.openxmlformats.org/drawingml/2006/main">
-              <a:graphicData uri="http://schemas.openxmlformats.org/drawingml/2006/picture">
-                <pic:pic xmlns:pic="http://schemas.openxmlformats.org/drawingml/2006/picture">
-                  <pic:nvPicPr>
-                    <pic:cNvPr id="984615544" name=""/>
-                    <pic:cNvPicPr/>
-                  </pic:nvPicPr>
-                  <pic:blipFill>
-                    <a:blip r:embed="rId16"/>
-                    <a:stretch>
-                      <a:fillRect/>
-                    </a:stretch>
-                  </pic:blipFill>
-                  <pic:spPr>
-                    <a:xfrm>
-                      <a:off x="0" y="0"/>
-                      <a:ext cx="5943600" cy="1654175"/>
-                    </a:xfrm>
-                    <a:prstGeom prst="rect">
-                      <a:avLst/>
-                    </a:prstGeom>
-                  </pic:spPr>
-                </pic:pic>
-              </a:graphicData>
-            </a:graphic>
-          </wp:inline>
-        </w:drawing>
-      </w:r>
-    </w:p>
-    <w:p>
-      <w:pPr>
-        <w:pStyle w:val="ListParagraph"/>
-        <w:ind w:left="360"/>
-        <w:rPr>
-          <w:rFonts w:ascii="TH SarabunPSK" w:hAnsi="TH SarabunPSK" w:cs="TH SarabunPSK" w:hint="cs"/>
-          <w:sz w:val="32"/>
-          <w:szCs w:val="32"/>
-          <w:lang w:bidi="th-TH"/>
-        </w:rPr>
-      </w:pPr>
-      <w:r>
-        <w:rPr>
-          <w:rFonts w:ascii="TH SarabunPSK" w:hAnsi="TH SarabunPSK" w:cs="TH SarabunPSK"/>
-          <w:sz w:val="32"/>
-          <w:szCs w:val="32"/>
-          <w:lang w:bidi="th-TH"/>
-        </w:rPr>
-        <w:drawing>
-          <wp:inline distT="0" distB="0" distL="0" distR="0" wp14:anchorId="404910D9" wp14:editId="0A3B73C1">
-            <wp:extent cx="5943600" cy="1579245"/>
-            <wp:effectExtent l="0" t="0" r="0" b="1905"/>
-            <wp:docPr id="1664383680" name="Picture 1"/>
-            <wp:cNvGraphicFramePr>
-              <a:graphicFrameLocks xmlns:a="http://schemas.openxmlformats.org/drawingml/2006/main" noChangeAspect="1"/>
-            </wp:cNvGraphicFramePr>
-            <a:graphic xmlns:a="http://schemas.openxmlformats.org/drawingml/2006/main">
-              <a:graphicData uri="http://schemas.openxmlformats.org/drawingml/2006/picture">
-                <pic:pic xmlns:pic="http://schemas.openxmlformats.org/drawingml/2006/picture">
-                  <pic:nvPicPr>
-                    <pic:cNvPr id="1664383680" name=""/>
-                    <pic:cNvPicPr/>
-                  </pic:nvPicPr>
-                  <pic:blipFill>
-                    <a:blip r:embed="rId17"/>
-                    <a:stretch>
-                      <a:fillRect/>
-                    </a:stretch>
-                  </pic:blipFill>
-                  <pic:spPr>
-                    <a:xfrm>
-                      <a:off x="0" y="0"/>
-                      <a:ext cx="5943600" cy="1579245"/>
-                    </a:xfrm>
-                    <a:prstGeom prst="rect">
-                      <a:avLst/>
-                    </a:prstGeom>
-                  </pic:spPr>
-                </pic:pic>
-              </a:graphicData>
-            </a:graphic>
-          </wp:inline>
-        </w:drawing>
-      </w:r>
-    </w:p>
-    <w:p>
-      <w:pPr>
-        <w:rPr>
-          <w:rFonts w:ascii="TH SarabunPSK" w:hAnsi="TH SarabunPSK" w:cs="TH SarabunPSK"/>
-          <w:sz w:val="32"/>
-          <w:szCs w:val="32"/>
-          <w:lang w:bidi="th-TH"/>
-        </w:rPr>
-      </w:pPr>
-    </w:p>
-    <w:p>
-      <w:pPr>
-        <w:rPr>
-          <w:rFonts w:ascii="TH SarabunPSK" w:hAnsi="TH SarabunPSK" w:cs="TH SarabunPSK"/>
-          <w:sz w:val="32"/>
-          <w:szCs w:val="32"/>
-          <w:lang w:bidi="th-TH"/>
-        </w:rPr>
-      </w:pPr>
-    </w:p>
-    <w:p>
-      <w:pPr>
-        <w:rPr>
-          <w:rFonts w:ascii="TH SarabunPSK" w:hAnsi="TH SarabunPSK" w:cs="TH SarabunPSK"/>
-          <w:sz w:val="32"/>
-          <w:szCs w:val="32"/>
-          <w:lang w:bidi="th-TH"/>
-        </w:rPr>
-      </w:pPr>
-    </w:p>
-    <w:p>
-      <w:pPr>
-        <w:rPr>
-          <w:rFonts w:ascii="TH SarabunPSK" w:hAnsi="TH SarabunPSK" w:cs="TH SarabunPSK"/>
-          <w:sz w:val="32"/>
-          <w:szCs w:val="32"/>
-          <w:cs/>
-          <w:lang w:bidi="th-TH"/>
-        </w:rPr>
-        <w:sectPr>
-          <w:headerReference w:type="default" r:id="rId18"/>
-          <w:pgSz w:w="12240" w:h="15840"/>
-          <w:pgMar w:top="1440" w:right="1440" w:bottom="1440" w:left="1440" w:header="720" w:footer="720" w:gutter="0"/>
-          <w:cols w:space="720"/>
-          <w:docGrid w:linePitch="360"/>
-        </w:sectPr>
-      </w:pPr>
     </w:p>
     <w:tbl>
       <w:tblPr>
@@ -12537,7 +12161,7 @@
             <w:pPr>
               <w:jc w:val="center"/>
               <w:rPr>
-                <w:rFonts w:ascii="TH SarabunPSK" w:hAnsi="TH SarabunPSK" w:cs="TH SarabunPSK" w:hint="cs"/>
+                <w:rFonts w:ascii="TH SarabunPSK" w:hAnsi="TH SarabunPSK" w:cs="TH SarabunPSK"/>
                 <w:sz w:val="32"/>
                 <w:szCs w:val="32"/>
                 <w:lang w:bidi="th-TH"/>
@@ -12576,7 +12200,7 @@
           <w:p>
             <w:pPr>
               <w:rPr>
-                <w:rFonts w:ascii="TH SarabunPSK" w:hAnsi="TH SarabunPSK" w:cs="TH SarabunPSK" w:hint="cs"/>
+                <w:rFonts w:ascii="TH SarabunPSK" w:hAnsi="TH SarabunPSK" w:cs="TH SarabunPSK"/>
                 <w:sz w:val="32"/>
                 <w:szCs w:val="32"/>
                 <w:lang w:bidi="th-TH"/>
@@ -12602,7 +12226,7 @@
           <w:p>
             <w:pPr>
               <w:rPr>
-                <w:rFonts w:ascii="TH SarabunPSK" w:hAnsi="TH SarabunPSK" w:cs="TH SarabunPSK" w:hint="cs"/>
+                <w:rFonts w:ascii="TH SarabunPSK" w:hAnsi="TH SarabunPSK" w:cs="TH SarabunPSK"/>
                 <w:sz w:val="32"/>
                 <w:szCs w:val="32"/>
                 <w:cs/>
@@ -12630,7 +12254,7 @@
           <w:p>
             <w:pPr>
               <w:rPr>
-                <w:rFonts w:ascii="TH SarabunPSK" w:hAnsi="TH SarabunPSK" w:cs="TH SarabunPSK" w:hint="cs"/>
+                <w:rFonts w:ascii="TH SarabunPSK" w:hAnsi="TH SarabunPSK" w:cs="TH SarabunPSK"/>
                 <w:sz w:val="32"/>
                 <w:szCs w:val="32"/>
                 <w:cs/>
@@ -12770,7 +12394,7 @@
             <w:pPr>
               <w:jc w:val="center"/>
               <w:rPr>
-                <w:rFonts w:ascii="TH SarabunPSK" w:hAnsi="TH SarabunPSK" w:cs="TH SarabunPSK" w:hint="cs"/>
+                <w:rFonts w:ascii="TH SarabunPSK" w:hAnsi="TH SarabunPSK" w:cs="TH SarabunPSK"/>
                 <w:sz w:val="32"/>
                 <w:szCs w:val="32"/>
                 <w:lang w:bidi="th-TH"/>
@@ -12975,7 +12599,7 @@
           <w:p>
             <w:pPr>
               <w:rPr>
-                <w:rFonts w:ascii="TH SarabunPSK" w:hAnsi="TH SarabunPSK" w:cs="TH SarabunPSK" w:hint="cs"/>
+                <w:rFonts w:ascii="TH SarabunPSK" w:hAnsi="TH SarabunPSK" w:cs="TH SarabunPSK"/>
                 <w:sz w:val="32"/>
                 <w:szCs w:val="32"/>
                 <w:lang w:bidi="th-TH"/>
@@ -13019,7 +12643,7 @@
           <w:p>
             <w:pPr>
               <w:rPr>
-                <w:rFonts w:ascii="TH SarabunPSK" w:hAnsi="TH SarabunPSK" w:cs="TH SarabunPSK" w:hint="cs"/>
+                <w:rFonts w:ascii="TH SarabunPSK" w:hAnsi="TH SarabunPSK" w:cs="TH SarabunPSK"/>
                 <w:sz w:val="32"/>
                 <w:szCs w:val="32"/>
                 <w:cs/>
@@ -13083,7 +12707,7 @@
           <w:p>
             <w:pPr>
               <w:rPr>
-                <w:rFonts w:ascii="TH SarabunPSK" w:hAnsi="TH SarabunPSK" w:cs="TH SarabunPSK" w:hint="cs"/>
+                <w:rFonts w:ascii="TH SarabunPSK" w:hAnsi="TH SarabunPSK" w:cs="TH SarabunPSK"/>
                 <w:sz w:val="32"/>
                 <w:szCs w:val="32"/>
                 <w:cs/>
@@ -20321,6 +19945,7 @@
   <w:style w:type="character" w:default="1" w:styleId="DefaultParagraphFont">
     <w:name w:val="Default Paragraph Font"/>
     <w:uiPriority w:val="1"/>
+    <w:semiHidden/>
     <w:unhideWhenUsed/>
   </w:style>
   <w:style w:type="table" w:default="1" w:styleId="TableNormal">

--- a/Lab4_TestScript.docx
+++ b/Lab4_TestScript.docx
@@ -2149,14 +2149,13 @@
           <w:rFonts w:ascii="TH SarabunPSK" w:hAnsi="TH SarabunPSK" w:cs="TH SarabunPSK"/>
           <w:sz w:val="32"/>
           <w:szCs w:val="32"/>
-          <w:cs/>
           <w:lang w:bidi="th-TH"/>
         </w:rPr>
         <w:drawing>
-          <wp:inline distT="0" distB="0" distL="0" distR="0" wp14:anchorId="0243A03C" wp14:editId="337B21EC">
-            <wp:extent cx="5943600" cy="2217420"/>
-            <wp:effectExtent l="0" t="0" r="0" b="0"/>
-            <wp:docPr id="1536334652" name="Picture 1"/>
+          <wp:inline distT="0" distB="0" distL="0" distR="0" wp14:anchorId="0B041794" wp14:editId="02F70A9B">
+            <wp:extent cx="5943600" cy="1649730"/>
+            <wp:effectExtent l="0" t="0" r="0" b="7620"/>
+            <wp:docPr id="1621678644" name="Picture 1"/>
             <wp:cNvGraphicFramePr>
               <a:graphicFrameLocks xmlns:a="http://schemas.openxmlformats.org/drawingml/2006/main" noChangeAspect="1"/>
             </wp:cNvGraphicFramePr>
@@ -2164,7 +2163,7 @@
               <a:graphicData uri="http://schemas.openxmlformats.org/drawingml/2006/picture">
                 <pic:pic xmlns:pic="http://schemas.openxmlformats.org/drawingml/2006/picture">
                   <pic:nvPicPr>
-                    <pic:cNvPr id="1536334652" name=""/>
+                    <pic:cNvPr id="1621678644" name=""/>
                     <pic:cNvPicPr/>
                   </pic:nvPicPr>
                   <pic:blipFill>
@@ -2176,7 +2175,7 @@
                   <pic:spPr>
                     <a:xfrm>
                       <a:off x="0" y="0"/>
-                      <a:ext cx="5943600" cy="2217420"/>
+                      <a:ext cx="5943600" cy="1649730"/>
                     </a:xfrm>
                     <a:prstGeom prst="rect">
                       <a:avLst/>
@@ -2214,10 +2213,10 @@
         </w:rPr>
         <w:lastRenderedPageBreak/>
         <w:drawing>
-          <wp:inline distT="0" distB="0" distL="0" distR="0" wp14:anchorId="2DE4A97B" wp14:editId="4DED63BC">
-            <wp:extent cx="5943600" cy="4667885"/>
-            <wp:effectExtent l="0" t="0" r="0" b="0"/>
-            <wp:docPr id="1661622130" name="Picture 1"/>
+          <wp:inline distT="0" distB="0" distL="0" distR="0" wp14:anchorId="53BCA6A0" wp14:editId="08BCD14A">
+            <wp:extent cx="5943600" cy="2132330"/>
+            <wp:effectExtent l="0" t="0" r="0" b="1270"/>
+            <wp:docPr id="1767629379" name="Picture 1"/>
             <wp:cNvGraphicFramePr>
               <a:graphicFrameLocks xmlns:a="http://schemas.openxmlformats.org/drawingml/2006/main" noChangeAspect="1"/>
             </wp:cNvGraphicFramePr>
@@ -2225,7 +2224,7 @@
               <a:graphicData uri="http://schemas.openxmlformats.org/drawingml/2006/picture">
                 <pic:pic xmlns:pic="http://schemas.openxmlformats.org/drawingml/2006/picture">
                   <pic:nvPicPr>
-                    <pic:cNvPr id="1661622130" name=""/>
+                    <pic:cNvPr id="1767629379" name=""/>
                     <pic:cNvPicPr/>
                   </pic:nvPicPr>
                   <pic:blipFill>
@@ -2237,7 +2236,7 @@
                   <pic:spPr>
                     <a:xfrm>
                       <a:off x="0" y="0"/>
-                      <a:ext cx="5943600" cy="4667885"/>
+                      <a:ext cx="5943600" cy="2132330"/>
                     </a:xfrm>
                     <a:prstGeom prst="rect">
                       <a:avLst/>
@@ -16271,10 +16270,10 @@
                 <w:lang w:bidi="th-TH"/>
               </w:rPr>
               <w:drawing>
-                <wp:inline distT="0" distB="0" distL="0" distR="0" wp14:anchorId="578DAB16" wp14:editId="70E94CFF">
-                  <wp:extent cx="201761" cy="191069"/>
-                  <wp:effectExtent l="0" t="0" r="8255" b="0"/>
-                  <wp:docPr id="797637119" name="Picture 797637119"/>
+                <wp:inline distT="0" distB="0" distL="0" distR="0" wp14:anchorId="4CDE8C4A" wp14:editId="10B8DD36">
+                  <wp:extent cx="216464" cy="190841"/>
+                  <wp:effectExtent l="0" t="0" r="0" b="0"/>
+                  <wp:docPr id="1551783932" name="Picture 1551783932"/>
                   <wp:cNvGraphicFramePr>
                     <a:graphicFrameLocks xmlns:a="http://schemas.openxmlformats.org/drawingml/2006/main" noChangeAspect="1"/>
                   </wp:cNvGraphicFramePr>
@@ -16282,29 +16281,36 @@
                     <a:graphicData uri="http://schemas.openxmlformats.org/drawingml/2006/picture">
                       <pic:pic xmlns:pic="http://schemas.openxmlformats.org/drawingml/2006/picture">
                         <pic:nvPicPr>
-                          <pic:cNvPr id="1" name="th[1].png"/>
-                          <pic:cNvPicPr/>
+                          <pic:cNvPr id="0" name="Picture 1"/>
+                          <pic:cNvPicPr>
+                            <a:picLocks noChangeAspect="1" noChangeArrowheads="1"/>
+                          </pic:cNvPicPr>
                         </pic:nvPicPr>
                         <pic:blipFill>
-                          <a:blip r:embed="rId8" cstate="print">
+                          <a:blip r:embed="rId9" cstate="print">
                             <a:extLst>
                               <a:ext uri="{28A0092B-C50C-407E-A947-70E740481C1C}">
                                 <a14:useLocalDpi xmlns:a14="http://schemas.microsoft.com/office/drawing/2010/main" val="0"/>
                               </a:ext>
                             </a:extLst>
                           </a:blip>
+                          <a:srcRect/>
                           <a:stretch>
                             <a:fillRect/>
                           </a:stretch>
                         </pic:blipFill>
-                        <pic:spPr>
+                        <pic:spPr bwMode="auto">
                           <a:xfrm>
                             <a:off x="0" y="0"/>
-                            <a:ext cx="214886" cy="203498"/>
+                            <a:ext cx="250653" cy="220983"/>
                           </a:xfrm>
                           <a:prstGeom prst="rect">
                             <a:avLst/>
                           </a:prstGeom>
+                          <a:noFill/>
+                          <a:ln>
+                            <a:noFill/>
+                          </a:ln>
                         </pic:spPr>
                       </pic:pic>
                     </a:graphicData>
@@ -16829,7 +16835,7 @@
                 <w:szCs w:val="32"/>
                 <w:lang w:bidi="th-TH"/>
               </w:rPr>
-              <w:t>4</w:t>
+              <w:t>2</w:t>
             </w:r>
           </w:p>
         </w:tc>
@@ -16853,7 +16859,7 @@
                 <w:szCs w:val="32"/>
                 <w:lang w:bidi="th-TH"/>
               </w:rPr>
-              <w:t>4</w:t>
+              <w:t>2</w:t>
             </w:r>
           </w:p>
         </w:tc>
@@ -17099,7 +17105,7 @@
                 <w:szCs w:val="32"/>
                 <w:lang w:bidi="th-TH"/>
               </w:rPr>
-              <w:t>12</w:t>
+              <w:t>6</w:t>
             </w:r>
           </w:p>
         </w:tc>
@@ -17126,7 +17132,7 @@
                 <w:szCs w:val="32"/>
                 <w:lang w:bidi="th-TH"/>
               </w:rPr>
-              <w:t>12</w:t>
+              <w:t>5</w:t>
             </w:r>
           </w:p>
         </w:tc>
@@ -17146,6 +17152,15 @@
                 <w:lang w:bidi="th-TH"/>
               </w:rPr>
             </w:pPr>
+            <w:r>
+              <w:rPr>
+                <w:rFonts w:ascii="TH SarabunPSK" w:hAnsi="TH SarabunPSK" w:cs="TH SarabunPSK"/>
+                <w:sz w:val="32"/>
+                <w:szCs w:val="32"/>
+                <w:lang w:bidi="th-TH"/>
+              </w:rPr>
+              <w:t>1</w:t>
+            </w:r>
           </w:p>
         </w:tc>
         <w:tc>
@@ -17295,7 +17310,7 @@
                 <w:szCs w:val="32"/>
                 <w:lang w:bidi="th-TH"/>
               </w:rPr>
-              <w:t>16</w:t>
+              <w:t>8</w:t>
             </w:r>
           </w:p>
         </w:tc>
@@ -17325,7 +17340,7 @@
                 <w:szCs w:val="32"/>
                 <w:lang w:bidi="th-TH"/>
               </w:rPr>
-              <w:t>16</w:t>
+              <w:t>7</w:t>
             </w:r>
           </w:p>
         </w:tc>
@@ -17348,6 +17363,15 @@
                 <w:lang w:bidi="th-TH"/>
               </w:rPr>
             </w:pPr>
+            <w:r>
+              <w:rPr>
+                <w:rFonts w:ascii="TH SarabunPSK" w:hAnsi="TH SarabunPSK" w:cs="TH SarabunPSK"/>
+                <w:sz w:val="32"/>
+                <w:szCs w:val="32"/>
+                <w:lang w:bidi="th-TH"/>
+              </w:rPr>
+              <w:t>1</w:t>
+            </w:r>
           </w:p>
         </w:tc>
         <w:tc>
